--- a/paper/thesis/output/昌平区霍营街道社区养老信息分发平台_毕业论文_fixed.docx
+++ b/paper/thesis/output/昌平区霍营街道社区养老信息分发平台_毕业论文_fixed.docx
@@ -1,6 +1,45 @@
 
 <file path=word/document.xml><?xml version="1.0" encoding="UTF-8" standalone="yes"?>
-<w:document xmlns:wpc="http://schemas.microsoft.com/office/word/2010/wordprocessingCanvas" xmlns:mc="http://schemas.openxmlformats.org/markup-compatibility/2006" xmlns:o="urn:schemas-microsoft-com:office:office" xmlns:r="http://schemas.openxmlformats.org/officeDocument/2006/relationships" xmlns:m="http://schemas.openxmlformats.org/officeDocument/2006/math" xmlns:v="urn:schemas-microsoft-com:vml" xmlns:wp14="http://schemas.microsoft.com/office/word/2010/wordprocessingDrawing" xmlns:wp="http://schemas.openxmlformats.org/drawingml/2006/wordprocessingDrawing" xmlns:w="http://schemas.openxmlformats.org/wordprocessingml/2006/main" xmlns:w14="http://schemas.microsoft.com/office/word/2010/wordml" xmlns:w10="urn:schemas-microsoft-com:office:word" xmlns:w15="http://schemas.microsoft.com/office/word/2012/wordml" xmlns:wpg="http://schemas.microsoft.com/office/word/2010/wordprocessingGroup" xmlns:wpi="http://schemas.microsoft.com/office/word/2010/wordprocessingInk" xmlns:wne="http://schemas.microsoft.com/office/word/2006/wordml" xmlns:wps="http://schemas.microsoft.com/office/word/2010/wordprocessingShape" xmlns:wpsCustomData="http://www.wps.cn/officeDocument/2013/wpsCustomData" mc:Ignorable="w14 w15 wp14"><w:body><w:p><w:pPr>
+<w:document xmlns:wpc="http://schemas.microsoft.com/office/word/2010/wordprocessingCanvas" xmlns:mc="http://schemas.openxmlformats.org/markup-compatibility/2006" xmlns:o="urn:schemas-microsoft-com:office:office" xmlns:r="http://schemas.openxmlformats.org/officeDocument/2006/relationships" xmlns:m="http://schemas.openxmlformats.org/officeDocument/2006/math" xmlns:v="urn:schemas-microsoft-com:vml" xmlns:wp14="http://schemas.microsoft.com/office/word/2010/wordprocessingDrawing" xmlns:wp="http://schemas.openxmlformats.org/drawingml/2006/wordprocessingDrawing" xmlns:w="http://schemas.openxmlformats.org/wordprocessingml/2006/main" xmlns:w14="http://schemas.microsoft.com/office/word/2010/wordml" xmlns:w10="urn:schemas-microsoft-com:office:word" xmlns:w15="http://schemas.microsoft.com/office/word/2012/wordml" xmlns:wpg="http://schemas.microsoft.com/office/word/2010/wordprocessingGroup" xmlns:wpi="http://schemas.microsoft.com/office/word/2010/wordprocessingInk" xmlns:wne="http://schemas.microsoft.com/office/word/2006/wordml" xmlns:wps="http://schemas.microsoft.com/office/word/2010/wordprocessingShape" xmlns:wpsCustomData="http://www.wps.cn/officeDocument/2013/wpsCustomData" mc:Ignorable="w14 w15 wp14"><w:body>
+<w:p w14:paraId="TOC_PARA_ID">
+<w:pPr>
+<w:pStyle w:val="TOCHeading"/>
+<w:jc w:val="center"/>
+<w:spacing w:before="240" w:after="120"/>
+</w:pPr>
+<w:r>
+<w:rPr>
+<w:rFonts w:hint="eastAsia"/>
+<w:b/>
+<w:sz w:val="32"/>
+</w:rPr>
+<w:t>目录</w:t>
+</w:r>
+</w:p>
+<w:p w14:paraId="TOC_EMPTY_LINE">
+<w:pPr>
+<w:spacing w:after="120"/>
+</w:pPr>
+</w:p>
+<w:sdt>
+<w:sdtPr>
+<w:docPartObj>
+<w:docPartGallery w:val="Table of Contents"/>
+<w:docPartUnique/>
+</w:docPartObj>
+</w:sdtPr>
+<w:sdtContent>
+<w:p w14:paraId="TOC_CONTENT_ID">
+<w:pPr>
+<w:pStyle w:val="TOC1"/>
+</w:pPr>
+<w:r>
+<w:t>（在此处右键 → 更新域 → 更新整个目录）</w:t>
+</w:r>
+</w:p>
+</w:sdtContent>
+</w:sdt>
+<w:p><w:pPr>
 <w:pStyle w:val="Heading1"/>
 <w:widowControl/>
 <w:spacing w:before="240" w:after="120"/>

--- a/paper/thesis/output/昌平区霍营街道社区养老信息分发平台_毕业论文_fixed.docx
+++ b/paper/thesis/output/昌平区霍营街道社区养老信息分发平台_毕业论文_fixed.docx
@@ -1423,7 +1423,7 @@
     <w:bookmarkEnd w:id="2"/>
     <w:p w14:paraId="TOC_PARA_ID">
       <w:pPr>
-        <w:pStyle w:val="TOCHeading"/>
+        <w:pStyle w:val="3"/>
         <w:jc w:val="center"/>
         <w:spacing w:before="240" w:after="120"/>
       </w:pPr>

--- a/paper/thesis/output/昌平区霍营街道社区养老信息分发平台_毕业论文_fixed.docx
+++ b/paper/thesis/output/昌平区霍营街道社区养老信息分发平台_毕业论文_fixed.docx
@@ -26,8 +26,6 @@
           <w:sz w:val="44"/>
         </w:rPr>
       </w:pPr>
-      <w:bookmarkStart w:id="146" w:name="_GoBack"/>
-      <w:bookmarkEnd w:id="146"/>
       <w:r>
         <w:rPr>
           <w:rFonts w:hint="eastAsia"/>
@@ -1046,7 +1044,6 @@
           </w:r>
         </w:sdtContent>
       </w:sdt>
-      <w:bookmarkStart w:id="1" w:name="基于地理围栏的社区养老信息分发平台的设计与实现"/>
       <w:r>
         <w:rPr>
           <w:rFonts w:hint="eastAsia" w:ascii="黑体" w:hAnsi="黑体" w:eastAsia="黑体" w:cs="黑体"/>
@@ -1065,6 +1062,7 @@
           <w:szCs w:val="30"/>
         </w:rPr>
       </w:pPr>
+      <w:bookmarkStart w:id="1" w:name="_Toc1684883992"/>
       <w:bookmarkStart w:id="2" w:name="摘-要"/>
       <w:r>
         <w:rPr>
@@ -1089,6 +1087,7 @@
         </w:rPr>
         <w:t>要</w:t>
       </w:r>
+      <w:bookmarkEnd w:id="1"/>
     </w:p>
     <w:p>
       <w:r>
@@ -1421,12 +1420,13 @@
       </w:r>
     </w:p>
     <w:bookmarkEnd w:id="2"/>
-    <w:p w14:paraId="TOC_PARA_ID">
+    <w:p>
       <w:pPr>
         <w:pStyle w:val="3"/>
+        <w:spacing w:before="240" w:after="120"/>
         <w:jc w:val="center"/>
-        <w:spacing w:before="240" w:after="120"/>
       </w:pPr>
+      <w:bookmarkStart w:id="3" w:name="_Toc1125884202"/>
       <w:r>
         <w:rPr>
           <w:rFonts w:hint="eastAsia"/>
@@ -1435,38 +1435,44 @@
         </w:rPr>
         <w:t>目录</w:t>
       </w:r>
+      <w:bookmarkEnd w:id="3"/>
     </w:p>
-    <w:p w14:paraId="TOC_EMPTY_LINE">
+    <w:p w14:paraId="TOC_EMPTY_PARA">
       <w:pPr>
         <w:spacing w:after="120"/>
       </w:pPr>
     </w:p>
-    <w:sdt>
-      <w:sdtPr>
-        <w:docPartObj>
-          <w:docPartGallery w:val="Table of Contents"/>
-          <w:docPartUnique/>
-        </w:docPartObj>
-      </w:sdtPr>
-      <w:sdtContent>
-        <w:p w14:paraId="TOC_CONTENT_ID">
-          <w:pPr>
-            <w:pStyle w:val="TOC1"/>
-          </w:pPr>
-          <w:r>
-            <w:t>（在此处右键 → 更新域 → 更新整个目录）</w:t>
-          </w:r>
-        </w:p>
-      </w:sdtContent>
-    </w:sdt>
+    <w:p w14:paraId="TOC_FIELD_PARA">
+      <w:pPr>
+        <w:pStyle w:val="TOC1"/>
+      </w:pPr>
+      <w:r>
+        <w:fldChar w:fldCharType="begin"/>
+      </w:r>
+      <w:r>
+        <w:instrText xml:space="preserve"> TOC \o "1-3" \h \z \n </w:instrText>
+      </w:r>
+      <w:r>
+        <w:fldChar w:fldCharType="separate"/>
+      </w:r>
+      <w:r>
+        <w:t>（右键点击更新域，生成完整目录）</w:t>
+      </w:r>
+      <w:r>
+        <w:fldChar w:fldCharType="end"/>
+      </w:r>
+    </w:p>
+&gt;
+    <w:p/>
     <w:p>
       <w:pPr>
         <w:pStyle w:val="4"/>
       </w:pPr>
-      <w:bookmarkStart w:id="3" w:name="abstract"/>
+      <w:bookmarkStart w:id="5" w:name="_Toc1257369297"/>
       <w:r>
         <w:t>ABSTRACT</w:t>
       </w:r>
+      <w:bookmarkEnd w:id="5"/>
     </w:p>
     <w:p>
       <w:r>
@@ -1518,6 +1524,7 @@
         <w:pStyle w:val="3"/>
         <w:bidi w:val="0"/>
       </w:pPr>
+      <w:bookmarkStart w:id="6" w:name="_Toc1366688199"/>
       <w:r>
         <w:rPr>
           <w:rFonts w:hint="eastAsia"/>
@@ -1533,13 +1540,15 @@
         </w:rPr>
         <w:t>绪论</w:t>
       </w:r>
+      <w:bookmarkEnd w:id="6"/>
     </w:p>
-    <w:bookmarkEnd w:id="3"/>
+    <w:bookmarkEnd w:id="4"/>
     <w:p>
       <w:pPr>
         <w:pStyle w:val="4"/>
       </w:pPr>
-      <w:bookmarkStart w:id="4" w:name="选题背景与意义"/>
+      <w:bookmarkStart w:id="7" w:name="_Toc443472281"/>
+      <w:bookmarkStart w:id="8" w:name="选题背景与意义"/>
       <w:r>
         <w:t xml:space="preserve">1.1 </w:t>
       </w:r>
@@ -1549,12 +1558,14 @@
         </w:rPr>
         <w:t>选题背景与意义</w:t>
       </w:r>
+      <w:bookmarkEnd w:id="7"/>
     </w:p>
     <w:p>
       <w:pPr>
         <w:pStyle w:val="2"/>
       </w:pPr>
-      <w:bookmarkStart w:id="5" w:name="选题背景"/>
+      <w:bookmarkStart w:id="9" w:name="_Toc1670371677"/>
+      <w:bookmarkStart w:id="10" w:name="选题背景"/>
       <w:r>
         <w:t xml:space="preserve">1.1.1 </w:t>
       </w:r>
@@ -1564,6 +1575,7 @@
         </w:rPr>
         <w:t>选题背景</w:t>
       </w:r>
+      <w:bookmarkEnd w:id="9"/>
     </w:p>
     <w:p>
       <w:r>
@@ -1678,12 +1690,13 @@
         <w:t>基于上述背景，有必要设计一个以社区站点为基本单元、基于地理围栏进行需求匹配和分发的服务信息平台。</w:t>
       </w:r>
     </w:p>
-    <w:bookmarkEnd w:id="5"/>
+    <w:bookmarkEnd w:id="10"/>
     <w:p>
       <w:pPr>
         <w:pStyle w:val="2"/>
       </w:pPr>
-      <w:bookmarkStart w:id="6" w:name="选题意义"/>
+      <w:bookmarkStart w:id="11" w:name="_Toc2030541755"/>
+      <w:bookmarkStart w:id="12" w:name="选题意义"/>
       <w:r>
         <w:t xml:space="preserve">1.1.2 </w:t>
       </w:r>
@@ -1693,6 +1706,7 @@
         </w:rPr>
         <w:t>选题意义</w:t>
       </w:r>
+      <w:bookmarkEnd w:id="11"/>
     </w:p>
     <w:p>
       <w:r>
@@ -1756,13 +1770,14 @@
         <w:t>增强服务透明度：全流程状态跟踪</w:t>
       </w:r>
     </w:p>
-    <w:bookmarkEnd w:id="4"/>
-    <w:bookmarkEnd w:id="6"/>
+    <w:bookmarkEnd w:id="8"/>
+    <w:bookmarkEnd w:id="12"/>
     <w:p>
       <w:pPr>
         <w:pStyle w:val="4"/>
       </w:pPr>
-      <w:bookmarkStart w:id="7" w:name="国内外研究现状"/>
+      <w:bookmarkStart w:id="13" w:name="_Toc1652641808"/>
+      <w:bookmarkStart w:id="14" w:name="国内外研究现状"/>
       <w:r>
         <w:t xml:space="preserve">1.2 </w:t>
       </w:r>
@@ -1772,12 +1787,14 @@
         </w:rPr>
         <w:t>国内外研究现状</w:t>
       </w:r>
+      <w:bookmarkEnd w:id="13"/>
     </w:p>
     <w:p>
       <w:pPr>
         <w:pStyle w:val="2"/>
       </w:pPr>
-      <w:bookmarkStart w:id="8" w:name="社区养老服务信息化"/>
+      <w:bookmarkStart w:id="15" w:name="_Toc397376758"/>
+      <w:bookmarkStart w:id="16" w:name="社区养老服务信息化"/>
       <w:r>
         <w:t xml:space="preserve">1.2.1 </w:t>
       </w:r>
@@ -1787,6 +1804,7 @@
         </w:rPr>
         <w:t>社区养老服务信息化</w:t>
       </w:r>
+      <w:bookmarkEnd w:id="15"/>
     </w:p>
     <w:p>
       <w:r>
@@ -1807,12 +1825,13 @@
         <w:t>近年来，我国高度重视养老服务信息化建设，国务院印发《“十四五”国家老龄事业发展和养老服务体系规划》，明确提出推进养老服务数字化转型。然而，现有平台多侧重于资源展示和预约功能，在基于地理位置的智能分发方面研究较少。</w:t>
       </w:r>
     </w:p>
-    <w:bookmarkEnd w:id="8"/>
+    <w:bookmarkEnd w:id="16"/>
     <w:p>
       <w:pPr>
         <w:pStyle w:val="2"/>
       </w:pPr>
-      <w:bookmarkStart w:id="9" w:name="地理围栏技术应用"/>
+      <w:bookmarkStart w:id="17" w:name="_Toc37029536"/>
+      <w:bookmarkStart w:id="18" w:name="地理围栏技术应用"/>
       <w:r>
         <w:t xml:space="preserve">1.2.2 </w:t>
       </w:r>
@@ -1822,6 +1841,7 @@
         </w:rPr>
         <w:t>地理围栏技术应用</w:t>
       </w:r>
+      <w:bookmarkEnd w:id="17"/>
     </w:p>
     <w:p>
       <w:r>
@@ -1851,13 +1871,14 @@
         <w:t>地理围栏技术已广泛应用于物流配送、智慧交通等领域，但在社区服务场景的应用探索不足。本设计将两者结合，应用于社区养老服务需求分发场景。</w:t>
       </w:r>
     </w:p>
-    <w:bookmarkEnd w:id="7"/>
-    <w:bookmarkEnd w:id="9"/>
+    <w:bookmarkEnd w:id="14"/>
+    <w:bookmarkEnd w:id="18"/>
     <w:p>
       <w:pPr>
         <w:pStyle w:val="4"/>
       </w:pPr>
-      <w:bookmarkStart w:id="10" w:name="开发目标"/>
+      <w:bookmarkStart w:id="19" w:name="_Toc1732637569"/>
+      <w:bookmarkStart w:id="20" w:name="开发目标"/>
       <w:r>
         <w:t xml:space="preserve">1.3 </w:t>
       </w:r>
@@ -1867,12 +1888,14 @@
         </w:rPr>
         <w:t>开发目标</w:t>
       </w:r>
+      <w:bookmarkEnd w:id="19"/>
     </w:p>
     <w:p>
       <w:pPr>
         <w:pStyle w:val="2"/>
       </w:pPr>
-      <w:bookmarkStart w:id="11" w:name="总体目标"/>
+      <w:bookmarkStart w:id="21" w:name="_Toc561368863"/>
+      <w:bookmarkStart w:id="22" w:name="总体目标"/>
       <w:r>
         <w:t xml:space="preserve">1.3.1 </w:t>
       </w:r>
@@ -1882,6 +1905,7 @@
         </w:rPr>
         <w:t>总体目标</w:t>
       </w:r>
+      <w:bookmarkEnd w:id="21"/>
     </w:p>
     <w:p>
       <w:r>
@@ -1891,12 +1915,13 @@
         <w:t>设计并实现一个基于地理围栏的社区养老信息分发平台，实现养老服务需求的统一采集、按地理范围自动分发以及处理过程的全流程管理。</w:t>
       </w:r>
     </w:p>
-    <w:bookmarkEnd w:id="11"/>
+    <w:bookmarkEnd w:id="22"/>
     <w:p>
       <w:pPr>
         <w:pStyle w:val="2"/>
       </w:pPr>
-      <w:bookmarkStart w:id="12" w:name="具体目标"/>
+      <w:bookmarkStart w:id="23" w:name="_Toc1030819170"/>
+      <w:bookmarkStart w:id="24" w:name="具体目标"/>
       <w:r>
         <w:t xml:space="preserve">1.3.2 </w:t>
       </w:r>
@@ -1906,6 +1931,7 @@
         </w:rPr>
         <w:t>具体目标</w:t>
       </w:r>
+      <w:bookmarkEnd w:id="23"/>
     </w:p>
     <w:p>
       <w:r>
@@ -2008,13 +2034,14 @@
         <w:t xml:space="preserve"> ≥ 99%</w:t>
       </w:r>
     </w:p>
-    <w:bookmarkEnd w:id="10"/>
-    <w:bookmarkEnd w:id="12"/>
+    <w:bookmarkEnd w:id="20"/>
+    <w:bookmarkEnd w:id="24"/>
     <w:p>
       <w:pPr>
         <w:pStyle w:val="4"/>
       </w:pPr>
-      <w:bookmarkStart w:id="13" w:name="本文的主要内容及组织结构"/>
+      <w:bookmarkStart w:id="25" w:name="_Toc1227209841"/>
+      <w:bookmarkStart w:id="26" w:name="本文的主要内容及组织结构"/>
       <w:r>
         <w:t xml:space="preserve">1.4 </w:t>
       </w:r>
@@ -2024,6 +2051,7 @@
         </w:rPr>
         <w:t>本文的主要内容及组织结构</w:t>
       </w:r>
+      <w:bookmarkEnd w:id="25"/>
     </w:p>
     <w:p>
       <w:r>
@@ -2268,16 +2296,19 @@
       <w:pPr>
         <w:pStyle w:val="3"/>
       </w:pPr>
+      <w:bookmarkStart w:id="27" w:name="_Toc1282851899"/>
       <w:r>
         <w:t>第二章 相关理论与技术</w:t>
       </w:r>
+      <w:bookmarkEnd w:id="27"/>
     </w:p>
-    <w:bookmarkEnd w:id="13"/>
+    <w:bookmarkEnd w:id="26"/>
     <w:p>
       <w:pPr>
         <w:pStyle w:val="4"/>
       </w:pPr>
-      <w:bookmarkStart w:id="14" w:name="后端技术"/>
+      <w:bookmarkStart w:id="28" w:name="_Toc156050613"/>
+      <w:bookmarkStart w:id="29" w:name="后端技术"/>
       <w:r>
         <w:t xml:space="preserve">2.1 </w:t>
       </w:r>
@@ -2287,12 +2318,14 @@
         </w:rPr>
         <w:t>后端技术</w:t>
       </w:r>
+      <w:bookmarkEnd w:id="28"/>
     </w:p>
     <w:p>
       <w:pPr>
         <w:pStyle w:val="2"/>
       </w:pPr>
-      <w:bookmarkStart w:id="15" w:name="go语言"/>
+      <w:bookmarkStart w:id="30" w:name="_Toc665119704"/>
+      <w:bookmarkStart w:id="31" w:name="go语言"/>
       <w:r>
         <w:t xml:space="preserve">2.1.1 </w:t>
       </w:r>
@@ -2302,6 +2335,7 @@
         </w:rPr>
         <w:t>Go语言</w:t>
       </w:r>
+      <w:bookmarkEnd w:id="30"/>
     </w:p>
     <w:p>
       <w:r>
@@ -2311,12 +2345,13 @@
         <w:t>Go是由Google公司发布的静态强类型、编译型编程语言，具有语法简洁、原生支持并发、标准库丰富、跨平台编译等特点。Go的goroutine轻量级线程机制非常适合构建高并发Web服务。</w:t>
       </w:r>
     </w:p>
-    <w:bookmarkEnd w:id="15"/>
+    <w:bookmarkEnd w:id="31"/>
     <w:p>
       <w:pPr>
         <w:pStyle w:val="2"/>
       </w:pPr>
-      <w:bookmarkStart w:id="16" w:name="gin框架"/>
+      <w:bookmarkStart w:id="32" w:name="_Toc1014482493"/>
+      <w:bookmarkStart w:id="33" w:name="gin框架"/>
       <w:r>
         <w:t xml:space="preserve">2.1.2 </w:t>
       </w:r>
@@ -2326,6 +2361,7 @@
         </w:rPr>
         <w:t>Gin框架</w:t>
       </w:r>
+      <w:bookmarkEnd w:id="32"/>
     </w:p>
     <w:p>
       <w:r>
@@ -2335,15 +2371,17 @@
         <w:t>Gin是Go语言的轻量级Web框架，基于基数树实现高性能路由，QPS可达数万级别。Gin提供灵活的中间件机制，本系统利用中间件实现了JWT认证、权限校验、日志记录等功能。</w:t>
       </w:r>
     </w:p>
-    <w:bookmarkEnd w:id="16"/>
+    <w:bookmarkEnd w:id="33"/>
     <w:p>
       <w:pPr>
         <w:pStyle w:val="2"/>
       </w:pPr>
-      <w:bookmarkStart w:id="17" w:name="gorm"/>
+      <w:bookmarkStart w:id="34" w:name="_Toc1534586318"/>
+      <w:bookmarkStart w:id="35" w:name="gorm"/>
       <w:r>
         <w:t>2.1.3 GORM</w:t>
       </w:r>
+      <w:bookmarkEnd w:id="34"/>
     </w:p>
     <w:p>
       <w:r>
@@ -2362,13 +2400,14 @@
         <w:t>Gen工具自动生成数据访问层代码。</w:t>
       </w:r>
     </w:p>
-    <w:bookmarkEnd w:id="14"/>
-    <w:bookmarkEnd w:id="17"/>
+    <w:bookmarkEnd w:id="29"/>
+    <w:bookmarkEnd w:id="35"/>
     <w:p>
       <w:pPr>
         <w:pStyle w:val="4"/>
       </w:pPr>
-      <w:bookmarkStart w:id="18" w:name="前端技术"/>
+      <w:bookmarkStart w:id="36" w:name="_Toc513646156"/>
+      <w:bookmarkStart w:id="37" w:name="前端技术"/>
       <w:r>
         <w:t xml:space="preserve">2.2 </w:t>
       </w:r>
@@ -2378,15 +2417,18 @@
         </w:rPr>
         <w:t>前端技术</w:t>
       </w:r>
+      <w:bookmarkEnd w:id="36"/>
     </w:p>
     <w:p>
       <w:pPr>
         <w:pStyle w:val="2"/>
       </w:pPr>
-      <w:bookmarkStart w:id="19" w:name="vue.js"/>
+      <w:bookmarkStart w:id="38" w:name="_Toc2114166599"/>
+      <w:bookmarkStart w:id="39" w:name="vue.js"/>
       <w:r>
         <w:t>2.2.1 Vue.js</w:t>
       </w:r>
+      <w:bookmarkEnd w:id="38"/>
     </w:p>
     <w:p>
       <w:r>
@@ -2414,15 +2456,17 @@
         <w:t>API允许按逻辑关注点组织代码，便于逻辑复用。</w:t>
       </w:r>
     </w:p>
-    <w:bookmarkEnd w:id="19"/>
+    <w:bookmarkEnd w:id="39"/>
     <w:p>
       <w:pPr>
         <w:pStyle w:val="2"/>
       </w:pPr>
-      <w:bookmarkStart w:id="20" w:name="typescript"/>
+      <w:bookmarkStart w:id="40" w:name="_Toc533606131"/>
+      <w:bookmarkStart w:id="41" w:name="typescript"/>
       <w:r>
         <w:t>2.2.2 TypeScript</w:t>
       </w:r>
+      <w:bookmarkEnd w:id="40"/>
     </w:p>
     <w:p>
       <w:r>
@@ -2432,15 +2476,17 @@
         <w:t>TypeScript是JavaScript的超集，添加了静态类型检查，能够在编译时发现类型错误，提供完善的IDE支持。</w:t>
       </w:r>
     </w:p>
-    <w:bookmarkEnd w:id="20"/>
+    <w:bookmarkEnd w:id="41"/>
     <w:p>
       <w:pPr>
         <w:pStyle w:val="2"/>
       </w:pPr>
-      <w:bookmarkStart w:id="21" w:name="element-plus"/>
+      <w:bookmarkStart w:id="42" w:name="_Toc426533845"/>
+      <w:bookmarkStart w:id="43" w:name="element-plus"/>
       <w:r>
         <w:t>2.2.3 Element Plus</w:t>
       </w:r>
+      <w:bookmarkEnd w:id="42"/>
     </w:p>
     <w:p>
       <w:r>
@@ -2471,15 +2517,17 @@
         <w:t>Plus构建管理界面。</w:t>
       </w:r>
     </w:p>
-    <w:bookmarkEnd w:id="21"/>
+    <w:bookmarkEnd w:id="43"/>
     <w:p>
       <w:pPr>
         <w:pStyle w:val="2"/>
       </w:pPr>
-      <w:bookmarkStart w:id="22" w:name="pwa"/>
+      <w:bookmarkStart w:id="44" w:name="_Toc453919229"/>
+      <w:bookmarkStart w:id="45" w:name="pwa"/>
       <w:r>
         <w:t>2.2.4 PWA</w:t>
       </w:r>
+      <w:bookmarkEnd w:id="44"/>
     </w:p>
     <w:p>
       <w:r>
@@ -2498,13 +2546,14 @@
         <w:t>Worker实现离线缓存，用户可将应用添加到桌面。本系统C端实现了PWA支持。</w:t>
       </w:r>
     </w:p>
-    <w:bookmarkEnd w:id="18"/>
-    <w:bookmarkEnd w:id="22"/>
+    <w:bookmarkEnd w:id="37"/>
+    <w:bookmarkEnd w:id="45"/>
     <w:p>
       <w:pPr>
         <w:pStyle w:val="4"/>
       </w:pPr>
-      <w:bookmarkStart w:id="23" w:name="数据库技术"/>
+      <w:bookmarkStart w:id="46" w:name="_Toc1158567659"/>
+      <w:bookmarkStart w:id="47" w:name="数据库技术"/>
       <w:r>
         <w:t xml:space="preserve">2.3 </w:t>
       </w:r>
@@ -2514,15 +2563,18 @@
         </w:rPr>
         <w:t>数据库技术</w:t>
       </w:r>
+      <w:bookmarkEnd w:id="46"/>
     </w:p>
     <w:p>
       <w:pPr>
         <w:pStyle w:val="2"/>
       </w:pPr>
-      <w:bookmarkStart w:id="24" w:name="mysql"/>
+      <w:bookmarkStart w:id="48" w:name="_Toc812417464"/>
+      <w:bookmarkStart w:id="49" w:name="mysql"/>
       <w:r>
         <w:t>2.3.1 MySQL</w:t>
       </w:r>
+      <w:bookmarkEnd w:id="48"/>
     </w:p>
     <w:p>
       <w:r>
@@ -2532,15 +2584,17 @@
         <w:t>MySQL是最流行的关系型数据库之一，InnoDB存储引擎提供ACID事务支持。本系统使用utf8mb4字符集，为常用查询字段建立索引。</w:t>
       </w:r>
     </w:p>
-    <w:bookmarkEnd w:id="24"/>
+    <w:bookmarkEnd w:id="49"/>
     <w:p>
       <w:pPr>
         <w:pStyle w:val="2"/>
       </w:pPr>
-      <w:bookmarkStart w:id="25" w:name="redis"/>
+      <w:bookmarkStart w:id="50" w:name="_Toc599289822"/>
+      <w:bookmarkStart w:id="51" w:name="redis"/>
       <w:r>
         <w:t>2.3.2 Redis</w:t>
       </w:r>
+      <w:bookmarkEnd w:id="50"/>
     </w:p>
     <w:p>
       <w:r>
@@ -2550,13 +2604,14 @@
         <w:t>Redis是开源的内存数据结构存储系统，读写速度极快。本系统使用Redis实现Token黑名单、会话缓存和分布式锁。</w:t>
       </w:r>
     </w:p>
-    <w:bookmarkEnd w:id="23"/>
-    <w:bookmarkEnd w:id="25"/>
+    <w:bookmarkEnd w:id="47"/>
+    <w:bookmarkEnd w:id="51"/>
     <w:p>
       <w:pPr>
         <w:pStyle w:val="4"/>
       </w:pPr>
-      <w:bookmarkStart w:id="26" w:name="安全技术"/>
+      <w:bookmarkStart w:id="52" w:name="_Toc565733924"/>
+      <w:bookmarkStart w:id="53" w:name="安全技术"/>
       <w:r>
         <w:t xml:space="preserve">2.4 </w:t>
       </w:r>
@@ -2566,12 +2621,14 @@
         </w:rPr>
         <w:t>安全技术</w:t>
       </w:r>
+      <w:bookmarkEnd w:id="52"/>
     </w:p>
     <w:p>
       <w:pPr>
         <w:pStyle w:val="2"/>
       </w:pPr>
-      <w:bookmarkStart w:id="27" w:name="jwt认证"/>
+      <w:bookmarkStart w:id="54" w:name="_Toc1379955399"/>
+      <w:bookmarkStart w:id="55" w:name="jwt认证"/>
       <w:r>
         <w:t xml:space="preserve">2.4.1 </w:t>
       </w:r>
@@ -2581,6 +2638,7 @@
         </w:rPr>
         <w:t>JWT认证</w:t>
       </w:r>
+      <w:bookmarkEnd w:id="54"/>
     </w:p>
     <w:p>
       <w:r>
@@ -2608,12 +2666,13 @@
         <w:t>7519，由Header、Payload、Signature三部分组成。本系统采用双端分离的JWT认证策略，B端和C端使用不同Token类型。</w:t>
       </w:r>
     </w:p>
-    <w:bookmarkEnd w:id="27"/>
+    <w:bookmarkEnd w:id="55"/>
     <w:p>
       <w:pPr>
         <w:pStyle w:val="2"/>
       </w:pPr>
-      <w:bookmarkStart w:id="28" w:name="rbac权限模型"/>
+      <w:bookmarkStart w:id="56" w:name="_Toc87003393"/>
+      <w:bookmarkStart w:id="57" w:name="rbac权限模型"/>
       <w:r>
         <w:t xml:space="preserve">2.4.2 </w:t>
       </w:r>
@@ -2623,6 +2682,7 @@
         </w:rPr>
         <w:t>RBAC权限模型</w:t>
       </w:r>
+      <w:bookmarkEnd w:id="56"/>
     </w:p>
     <w:p>
       <w:r>
@@ -2632,13 +2692,14 @@
         <w:t>RBAC（基于角色的访问控制）是广泛使用的权限管理模型。本系统实现了自定义三表模型：permissions表（权限定义）、roles表（角色定义）、role_permissions表（角色权限关联）。</w:t>
       </w:r>
     </w:p>
-    <w:bookmarkEnd w:id="26"/>
-    <w:bookmarkEnd w:id="28"/>
+    <w:bookmarkEnd w:id="53"/>
+    <w:bookmarkEnd w:id="57"/>
     <w:p>
       <w:pPr>
         <w:pStyle w:val="4"/>
       </w:pPr>
-      <w:bookmarkStart w:id="29" w:name="核心算法"/>
+      <w:bookmarkStart w:id="58" w:name="_Toc1977146191"/>
+      <w:bookmarkStart w:id="59" w:name="核心算法"/>
       <w:r>
         <w:t xml:space="preserve">2.5 </w:t>
       </w:r>
@@ -2648,12 +2709,14 @@
         </w:rPr>
         <w:t>核心算法</w:t>
       </w:r>
+      <w:bookmarkEnd w:id="58"/>
     </w:p>
     <w:p>
       <w:pPr>
         <w:pStyle w:val="2"/>
       </w:pPr>
-      <w:bookmarkStart w:id="30" w:name="地理围栏匹配算法"/>
+      <w:bookmarkStart w:id="60" w:name="_Toc1881562106"/>
+      <w:bookmarkStart w:id="61" w:name="地理围栏匹配算法"/>
       <w:r>
         <w:t xml:space="preserve">2.5.1 </w:t>
       </w:r>
@@ -2663,6 +2726,7 @@
         </w:rPr>
         <w:t>地理围栏匹配算法</w:t>
       </w:r>
+      <w:bookmarkEnd w:id="60"/>
     </w:p>
     <w:p>
       <w:r>
@@ -2743,12 +2807,13 @@
         <w:t>：启动时加载所有活跃围栏到内存</w:t>
       </w:r>
     </w:p>
-    <w:bookmarkEnd w:id="30"/>
+    <w:bookmarkEnd w:id="61"/>
     <w:p>
       <w:pPr>
         <w:pStyle w:val="2"/>
       </w:pPr>
-      <w:bookmarkStart w:id="31" w:name="距离计算算法"/>
+      <w:bookmarkStart w:id="62" w:name="_Toc1717613467"/>
+      <w:bookmarkStart w:id="63" w:name="距离计算算法"/>
       <w:r>
         <w:t xml:space="preserve">2.5.2 </w:t>
       </w:r>
@@ -2758,6 +2823,7 @@
         </w:rPr>
         <w:t>距离计算算法</w:t>
       </w:r>
+      <w:bookmarkEnd w:id="62"/>
     </w:p>
     <w:p>
       <w:r>
@@ -2767,13 +2833,14 @@
         <w:t>当需求未命中任何围栏时，采用Haversine公式计算需求位置到各站点的球面距离，选择最近站点作为兜底方案。</w:t>
       </w:r>
     </w:p>
-    <w:bookmarkEnd w:id="29"/>
-    <w:bookmarkEnd w:id="31"/>
+    <w:bookmarkEnd w:id="59"/>
+    <w:bookmarkEnd w:id="63"/>
     <w:p>
       <w:pPr>
         <w:pStyle w:val="4"/>
       </w:pPr>
-      <w:bookmarkStart w:id="32" w:name="本章小结"/>
+      <w:bookmarkStart w:id="64" w:name="_Toc1454356895"/>
+      <w:bookmarkStart w:id="65" w:name="本章小结"/>
       <w:r>
         <w:t xml:space="preserve">2.6 </w:t>
       </w:r>
@@ -2783,6 +2850,7 @@
         </w:rPr>
         <w:t>本章小结</w:t>
       </w:r>
+      <w:bookmarkEnd w:id="64"/>
     </w:p>
     <w:p>
       <w:r>
@@ -2793,9 +2861,11 @@
       <w:pPr>
         <w:pStyle w:val="3"/>
       </w:pPr>
+      <w:bookmarkStart w:id="66" w:name="_Toc717464111"/>
       <w:r>
         <w:t>第三章 需求分析</w:t>
       </w:r>
+      <w:bookmarkEnd w:id="66"/>
     </w:p>
     <w:p>
       <w:pPr>
@@ -2808,12 +2878,13 @@
         <w:t>本章结合霍营街道社区养老服务的实际情况，明确系统的功能需求和非功能需求。</w:t>
       </w:r>
     </w:p>
-    <w:bookmarkEnd w:id="32"/>
+    <w:bookmarkEnd w:id="65"/>
     <w:p>
       <w:pPr>
         <w:pStyle w:val="4"/>
       </w:pPr>
-      <w:bookmarkStart w:id="33" w:name="可行性分析"/>
+      <w:bookmarkStart w:id="67" w:name="_Toc298635672"/>
+      <w:bookmarkStart w:id="68" w:name="可行性分析"/>
       <w:r>
         <w:t xml:space="preserve">3.1 </w:t>
       </w:r>
@@ -2823,12 +2894,14 @@
         </w:rPr>
         <w:t>可行性分析</w:t>
       </w:r>
+      <w:bookmarkEnd w:id="67"/>
     </w:p>
     <w:p>
       <w:pPr>
         <w:pStyle w:val="2"/>
       </w:pPr>
-      <w:bookmarkStart w:id="34" w:name="技术可行性"/>
+      <w:bookmarkStart w:id="69" w:name="_Toc500456265"/>
+      <w:bookmarkStart w:id="70" w:name="技术可行性"/>
       <w:r>
         <w:t xml:space="preserve">3.1.1 </w:t>
       </w:r>
@@ -2838,6 +2911,7 @@
         </w:rPr>
         <w:t>技术可行性</w:t>
       </w:r>
+      <w:bookmarkEnd w:id="69"/>
     </w:p>
     <w:p>
       <w:r>
@@ -2865,12 +2939,13 @@
         <w:t>8.0，地理围栏匹配采用射线法算法。系统对硬件资源要求较低，2核CPU、4GB内存即可满足运行需求。</w:t>
       </w:r>
     </w:p>
-    <w:bookmarkEnd w:id="34"/>
+    <w:bookmarkEnd w:id="70"/>
     <w:p>
       <w:pPr>
         <w:pStyle w:val="2"/>
       </w:pPr>
-      <w:bookmarkStart w:id="35" w:name="经济可行性"/>
+      <w:bookmarkStart w:id="71" w:name="_Toc1622484203"/>
+      <w:bookmarkStart w:id="72" w:name="经济可行性"/>
       <w:r>
         <w:t xml:space="preserve">3.1.2 </w:t>
       </w:r>
@@ -2880,6 +2955,7 @@
         </w:rPr>
         <w:t>经济可行性</w:t>
       </w:r>
+      <w:bookmarkEnd w:id="71"/>
     </w:p>
     <w:p>
       <w:r>
@@ -2889,12 +2965,13 @@
         <w:t>系统开发采用开源技术栈，无需购买商业软件授权，开发成本可控。系统可部署在云服务器上，运维成本在可接受范围内。</w:t>
       </w:r>
     </w:p>
-    <w:bookmarkEnd w:id="35"/>
+    <w:bookmarkEnd w:id="72"/>
     <w:p>
       <w:pPr>
         <w:pStyle w:val="2"/>
       </w:pPr>
-      <w:bookmarkStart w:id="36" w:name="操作可行性"/>
+      <w:bookmarkStart w:id="73" w:name="_Toc344650215"/>
+      <w:bookmarkStart w:id="74" w:name="操作可行性"/>
       <w:r>
         <w:t xml:space="preserve">3.1.3 </w:t>
       </w:r>
@@ -2904,6 +2981,7 @@
         </w:rPr>
         <w:t>操作可行性</w:t>
       </w:r>
+      <w:bookmarkEnd w:id="73"/>
     </w:p>
     <w:p>
       <w:r>
@@ -2913,13 +2991,14 @@
         <w:t>系统界面设计简洁直观，通过扫描二维码即可进入系统，降低了老年人的使用门槛。管理后台支持用户管理、站点管理、围栏管理等功能，运维人员可方便地进行系统维护。</w:t>
       </w:r>
     </w:p>
-    <w:bookmarkEnd w:id="33"/>
-    <w:bookmarkEnd w:id="36"/>
+    <w:bookmarkEnd w:id="68"/>
+    <w:bookmarkEnd w:id="74"/>
     <w:p>
       <w:pPr>
         <w:pStyle w:val="4"/>
       </w:pPr>
-      <w:bookmarkStart w:id="37" w:name="业务分析"/>
+      <w:bookmarkStart w:id="75" w:name="_Toc772767546"/>
+      <w:bookmarkStart w:id="76" w:name="业务分析"/>
       <w:r>
         <w:t xml:space="preserve">3.2 </w:t>
       </w:r>
@@ -2929,12 +3008,14 @@
         </w:rPr>
         <w:t>业务分析</w:t>
       </w:r>
+      <w:bookmarkEnd w:id="75"/>
     </w:p>
     <w:p>
       <w:pPr>
         <w:pStyle w:val="2"/>
       </w:pPr>
-      <w:bookmarkStart w:id="38" w:name="现有业务流程"/>
+      <w:bookmarkStart w:id="77" w:name="_Toc2070532213"/>
+      <w:bookmarkStart w:id="78" w:name="现有业务流程"/>
       <w:r>
         <w:t xml:space="preserve">3.2.1 </w:t>
       </w:r>
@@ -2944,6 +3025,7 @@
         </w:rPr>
         <w:t>现有业务流程</w:t>
       </w:r>
+      <w:bookmarkEnd w:id="77"/>
     </w:p>
     <w:p>
       <w:pPr>
@@ -2966,6 +3048,7 @@
           <w:lang w:eastAsia="zh-CN"/>
         </w:rPr>
       </w:pPr>
+      <w:bookmarkStart w:id="79" w:name="_Toc1609887903"/>
       <w:r>
         <w:rPr>
           <w:rFonts w:hint="eastAsia" w:eastAsia="黑体"/>
@@ -3009,6 +3092,7 @@
           </wp:inline>
         </w:drawing>
       </w:r>
+      <w:bookmarkEnd w:id="79"/>
     </w:p>
     <w:p>
       <w:pPr>
@@ -3187,13 +3271,14 @@
           </w:p>
         </w:tc>
       </w:tr>
-      <w:bookmarkEnd w:id="38"/>
+      <w:bookmarkEnd w:id="78"/>
     </w:tbl>
     <w:p>
       <w:pPr>
         <w:pStyle w:val="2"/>
       </w:pPr>
-      <w:bookmarkStart w:id="39" w:name="目标业务流程"/>
+      <w:bookmarkStart w:id="80" w:name="_Toc1239517168"/>
+      <w:bookmarkStart w:id="81" w:name="目标业务流程"/>
       <w:r>
         <w:t xml:space="preserve">3.2.2 </w:t>
       </w:r>
@@ -3203,6 +3288,7 @@
         </w:rPr>
         <w:t>目标业务流程</w:t>
       </w:r>
+      <w:bookmarkEnd w:id="80"/>
     </w:p>
     <w:p>
       <w:pPr>
@@ -3225,6 +3311,7 @@
           <w:lang w:eastAsia="zh-CN"/>
         </w:rPr>
       </w:pPr>
+      <w:bookmarkStart w:id="82" w:name="_Toc1973666676"/>
       <w:r>
         <w:rPr>
           <w:rFonts w:hint="eastAsia" w:eastAsia="黑体"/>
@@ -3268,6 +3355,7 @@
           </wp:inline>
         </w:drawing>
       </w:r>
+      <w:bookmarkEnd w:id="82"/>
     </w:p>
     <w:p>
       <w:pPr>
@@ -3297,12 +3385,13 @@
         <w:t>目标业务流程图</w:t>
       </w:r>
     </w:p>
-    <w:bookmarkEnd w:id="39"/>
+    <w:bookmarkEnd w:id="81"/>
     <w:p>
       <w:pPr>
         <w:pStyle w:val="2"/>
       </w:pPr>
-      <w:bookmarkStart w:id="40" w:name="用户角色分析"/>
+      <w:bookmarkStart w:id="83" w:name="_Toc1383411970"/>
+      <w:bookmarkStart w:id="84" w:name="用户角色分析"/>
       <w:r>
         <w:t xml:space="preserve">3.2.3 </w:t>
       </w:r>
@@ -3312,6 +3401,7 @@
         </w:rPr>
         <w:t>用户角色分析</w:t>
       </w:r>
+      <w:bookmarkEnd w:id="83"/>
     </w:p>
     <w:tbl>
       <w:tblPr>
@@ -3494,14 +3584,15 @@
           </w:p>
         </w:tc>
       </w:tr>
-      <w:bookmarkEnd w:id="37"/>
-      <w:bookmarkEnd w:id="40"/>
+      <w:bookmarkEnd w:id="76"/>
+      <w:bookmarkEnd w:id="84"/>
     </w:tbl>
     <w:p>
       <w:pPr>
         <w:pStyle w:val="4"/>
       </w:pPr>
-      <w:bookmarkStart w:id="41" w:name="功能需求"/>
+      <w:bookmarkStart w:id="85" w:name="_Toc199533721"/>
+      <w:bookmarkStart w:id="86" w:name="功能需求"/>
       <w:r>
         <w:t xml:space="preserve">3.3 </w:t>
       </w:r>
@@ -3511,12 +3602,14 @@
         </w:rPr>
         <w:t>功能需求</w:t>
       </w:r>
+      <w:bookmarkEnd w:id="85"/>
     </w:p>
     <w:p>
       <w:pPr>
         <w:pStyle w:val="2"/>
       </w:pPr>
-      <w:bookmarkStart w:id="42" w:name="功能模块划分"/>
+      <w:bookmarkStart w:id="87" w:name="_Toc1341275880"/>
+      <w:bookmarkStart w:id="88" w:name="功能模块划分"/>
       <w:r>
         <w:t xml:space="preserve">3.3.1 </w:t>
       </w:r>
@@ -3526,6 +3619,7 @@
         </w:rPr>
         <w:t>功能模块划分</w:t>
       </w:r>
+      <w:bookmarkEnd w:id="87"/>
     </w:p>
     <w:p>
       <w:pPr>
@@ -3561,7 +3655,7 @@
                     </pic:cNvPicPr>
                   </pic:nvPicPr>
                   <pic:blipFill>
-                    <a:blip r:embed="rId14"/>
+                    <a:blip r:embed="rId22"/>
                     <a:stretch>
                       <a:fillRect/>
                     </a:stretch>
@@ -3950,13 +4044,14 @@
           </w:p>
         </w:tc>
       </w:tr>
-      <w:bookmarkEnd w:id="42"/>
+      <w:bookmarkEnd w:id="88"/>
     </w:tbl>
     <w:p>
       <w:pPr>
         <w:pStyle w:val="2"/>
       </w:pPr>
-      <w:bookmarkStart w:id="43" w:name="地理围栏匹配流程"/>
+      <w:bookmarkStart w:id="89" w:name="_Toc687872601"/>
+      <w:bookmarkStart w:id="90" w:name="地理围栏匹配流程"/>
       <w:r>
         <w:t xml:space="preserve">3.3.2 </w:t>
       </w:r>
@@ -3966,6 +4061,7 @@
         </w:rPr>
         <w:t>地理围栏匹配流程</w:t>
       </w:r>
+      <w:bookmarkEnd w:id="89"/>
     </w:p>
     <w:p>
       <w:pPr>
@@ -4001,7 +4097,7 @@
                     </pic:cNvPicPr>
                   </pic:nvPicPr>
                   <pic:blipFill>
-                    <a:blip r:embed="rId15"/>
+                    <a:blip r:embed="rId18"/>
                     <a:stretch>
                       <a:fillRect/>
                     </a:stretch>
@@ -4045,13 +4141,14 @@
         <w:t>地理围栏匹配流程图</w:t>
       </w:r>
     </w:p>
-    <w:bookmarkEnd w:id="41"/>
-    <w:bookmarkEnd w:id="43"/>
+    <w:bookmarkEnd w:id="86"/>
+    <w:bookmarkEnd w:id="90"/>
     <w:p>
       <w:pPr>
         <w:pStyle w:val="4"/>
       </w:pPr>
-      <w:bookmarkStart w:id="44" w:name="非功能需求"/>
+      <w:bookmarkStart w:id="91" w:name="_Toc1170333206"/>
+      <w:bookmarkStart w:id="92" w:name="非功能需求"/>
       <w:r>
         <w:t xml:space="preserve">3.4 </w:t>
       </w:r>
@@ -4061,12 +4158,14 @@
         </w:rPr>
         <w:t>非功能需求</w:t>
       </w:r>
+      <w:bookmarkEnd w:id="91"/>
     </w:p>
     <w:p>
       <w:pPr>
         <w:pStyle w:val="2"/>
       </w:pPr>
-      <w:bookmarkStart w:id="45" w:name="性能需求"/>
+      <w:bookmarkStart w:id="93" w:name="_Toc987470369"/>
+      <w:bookmarkStart w:id="94" w:name="性能需求"/>
       <w:r>
         <w:t xml:space="preserve">3.4.1 </w:t>
       </w:r>
@@ -4076,6 +4175,7 @@
         </w:rPr>
         <w:t>性能需求</w:t>
       </w:r>
+      <w:bookmarkEnd w:id="93"/>
     </w:p>
     <w:tbl>
       <w:tblPr>
@@ -4201,13 +4301,14 @@
           </w:p>
         </w:tc>
       </w:tr>
-      <w:bookmarkEnd w:id="45"/>
+      <w:bookmarkEnd w:id="94"/>
     </w:tbl>
     <w:p>
       <w:pPr>
         <w:pStyle w:val="2"/>
       </w:pPr>
-      <w:bookmarkStart w:id="46" w:name="安全需求"/>
+      <w:bookmarkStart w:id="95" w:name="_Toc660867767"/>
+      <w:bookmarkStart w:id="96" w:name="安全需求"/>
       <w:r>
         <w:t xml:space="preserve">3.4.2 </w:t>
       </w:r>
@@ -4217,6 +4318,7 @@
         </w:rPr>
         <w:t>安全需求</w:t>
       </w:r>
+      <w:bookmarkEnd w:id="95"/>
     </w:p>
     <w:tbl>
       <w:tblPr>
@@ -4329,13 +4431,14 @@
           </w:p>
         </w:tc>
       </w:tr>
-      <w:bookmarkEnd w:id="46"/>
+      <w:bookmarkEnd w:id="96"/>
     </w:tbl>
     <w:p>
       <w:pPr>
         <w:pStyle w:val="2"/>
       </w:pPr>
-      <w:bookmarkStart w:id="47" w:name="可用性需求"/>
+      <w:bookmarkStart w:id="97" w:name="_Toc419137685"/>
+      <w:bookmarkStart w:id="98" w:name="可用性需求"/>
       <w:r>
         <w:t xml:space="preserve">3.4.3 </w:t>
       </w:r>
@@ -4345,6 +4448,7 @@
         </w:rPr>
         <w:t>可用性需求</w:t>
       </w:r>
+      <w:bookmarkEnd w:id="97"/>
     </w:p>
     <w:p>
       <w:pPr>
@@ -4388,13 +4492,14 @@
         <w:t>C端支持PWA离线访问</w:t>
       </w:r>
     </w:p>
-    <w:bookmarkEnd w:id="44"/>
-    <w:bookmarkEnd w:id="47"/>
+    <w:bookmarkEnd w:id="92"/>
+    <w:bookmarkEnd w:id="98"/>
     <w:p>
       <w:pPr>
         <w:pStyle w:val="4"/>
       </w:pPr>
-      <w:bookmarkStart w:id="48" w:name="系统逻辑模型"/>
+      <w:bookmarkStart w:id="99" w:name="_Toc700709635"/>
+      <w:bookmarkStart w:id="100" w:name="系统逻辑模型"/>
       <w:r>
         <w:t xml:space="preserve">3.5 </w:t>
       </w:r>
@@ -4404,12 +4509,14 @@
         </w:rPr>
         <w:t>系统逻辑模型</w:t>
       </w:r>
+      <w:bookmarkEnd w:id="99"/>
     </w:p>
     <w:p>
       <w:pPr>
         <w:pStyle w:val="2"/>
       </w:pPr>
-      <w:bookmarkStart w:id="49" w:name="e-r图"/>
+      <w:bookmarkStart w:id="101" w:name="_Toc26515297"/>
+      <w:bookmarkStart w:id="102" w:name="e-r图"/>
       <w:r>
         <w:t>3.5</w:t>
       </w:r>
@@ -4420,6 +4527,7 @@
         </w:rPr>
         <w:t xml:space="preserve"> 系统用例图</w:t>
       </w:r>
+      <w:bookmarkEnd w:id="101"/>
     </w:p>
     <w:p>
       <w:pPr>
@@ -4455,7 +4563,7 @@
                     </pic:cNvPicPr>
                   </pic:nvPicPr>
                   <pic:blipFill>
-                    <a:blip r:embed="rId16"/>
+                    <a:blip r:embed="rId23"/>
                     <a:stretch>
                       <a:fillRect/>
                     </a:stretch>
@@ -4525,6 +4633,7 @@
           <w:lang w:eastAsia="zh-CN"/>
         </w:rPr>
       </w:pPr>
+      <w:bookmarkStart w:id="103" w:name="_Toc1113481750"/>
       <w:r>
         <w:rPr>
           <w:rFonts w:hint="eastAsia" w:eastAsia="黑体"/>
@@ -4548,7 +4657,7 @@
                     </pic:cNvPicPr>
                   </pic:nvPicPr>
                   <pic:blipFill>
-                    <a:blip r:embed="rId17"/>
+                    <a:blip r:embed="rId14"/>
                     <a:stretch>
                       <a:fillRect/>
                     </a:stretch>
@@ -4568,14 +4677,16 @@
           </wp:inline>
         </w:drawing>
       </w:r>
+      <w:bookmarkEnd w:id="103"/>
     </w:p>
-    <w:bookmarkEnd w:id="48"/>
-    <w:bookmarkEnd w:id="49"/>
+    <w:bookmarkEnd w:id="100"/>
+    <w:bookmarkEnd w:id="102"/>
     <w:p>
       <w:pPr>
         <w:pStyle w:val="4"/>
       </w:pPr>
-      <w:bookmarkStart w:id="50" w:name="本章小结-1"/>
+      <w:bookmarkStart w:id="104" w:name="_Toc1115272292"/>
+      <w:bookmarkStart w:id="105" w:name="本章小结-1"/>
       <w:r>
         <w:t xml:space="preserve">3.6 </w:t>
       </w:r>
@@ -4585,6 +4696,7 @@
         </w:rPr>
         <w:t>本章小结</w:t>
       </w:r>
+      <w:bookmarkEnd w:id="104"/>
     </w:p>
     <w:p>
       <w:r>
@@ -4595,9 +4707,11 @@
       <w:pPr>
         <w:pStyle w:val="3"/>
       </w:pPr>
+      <w:bookmarkStart w:id="106" w:name="_Toc1144140628"/>
       <w:r>
         <w:t>第四章 系统概要设计</w:t>
       </w:r>
+      <w:bookmarkEnd w:id="106"/>
     </w:p>
     <w:p>
       <w:pPr>
@@ -4610,12 +4724,13 @@
         <w:t>本章基于需求分析的结果，对系统进行整体架构设计、功能模块划分、数据库设计和接口设计，为后续详细设计和编码实现提供指导。</w:t>
       </w:r>
     </w:p>
-    <w:bookmarkEnd w:id="50"/>
+    <w:bookmarkEnd w:id="105"/>
     <w:p>
       <w:pPr>
         <w:pStyle w:val="4"/>
       </w:pPr>
-      <w:bookmarkStart w:id="51" w:name="系统架构设计"/>
+      <w:bookmarkStart w:id="107" w:name="_Toc1002959558"/>
+      <w:bookmarkStart w:id="108" w:name="系统架构设计"/>
       <w:r>
         <w:t xml:space="preserve">4.1 </w:t>
       </w:r>
@@ -4625,12 +4740,14 @@
         </w:rPr>
         <w:t>系统架构设计</w:t>
       </w:r>
+      <w:bookmarkEnd w:id="107"/>
     </w:p>
     <w:p>
       <w:pPr>
         <w:pStyle w:val="2"/>
       </w:pPr>
-      <w:bookmarkStart w:id="52" w:name="总体架构"/>
+      <w:bookmarkStart w:id="109" w:name="_Toc1142146003"/>
+      <w:bookmarkStart w:id="110" w:name="总体架构"/>
       <w:r>
         <w:t xml:space="preserve">4.1.1 </w:t>
       </w:r>
@@ -4640,6 +4757,7 @@
         </w:rPr>
         <w:t>总体架构</w:t>
       </w:r>
+      <w:bookmarkEnd w:id="109"/>
     </w:p>
     <w:p>
       <w:pPr>
@@ -4662,6 +4780,7 @@
           <w:lang w:eastAsia="zh-CN"/>
         </w:rPr>
       </w:pPr>
+      <w:bookmarkStart w:id="111" w:name="_Toc1839035535"/>
       <w:r>
         <w:rPr>
           <w:rFonts w:hint="eastAsia" w:eastAsia="黑体"/>
@@ -4685,7 +4804,7 @@
                     </pic:cNvPicPr>
                   </pic:nvPicPr>
                   <pic:blipFill>
-                    <a:blip r:embed="rId18"/>
+                    <a:blip r:embed="rId15"/>
                     <a:stretch>
                       <a:fillRect/>
                     </a:stretch>
@@ -4705,6 +4824,7 @@
           </wp:inline>
         </w:drawing>
       </w:r>
+      <w:bookmarkEnd w:id="111"/>
     </w:p>
     <w:p>
       <w:pPr>
@@ -4735,12 +4855,13 @@
         <w:t>系统总体架构图</w:t>
       </w:r>
     </w:p>
-    <w:bookmarkEnd w:id="52"/>
+    <w:bookmarkEnd w:id="110"/>
     <w:p>
       <w:pPr>
         <w:pStyle w:val="2"/>
       </w:pPr>
-      <w:bookmarkStart w:id="53" w:name="技术架构选型"/>
+      <w:bookmarkStart w:id="112" w:name="_Toc2085589121"/>
+      <w:bookmarkStart w:id="113" w:name="技术架构选型"/>
       <w:r>
         <w:t xml:space="preserve">4.1.2 </w:t>
       </w:r>
@@ -4750,6 +4871,7 @@
         </w:rPr>
         <w:t>技术架构选型</w:t>
       </w:r>
+      <w:bookmarkEnd w:id="112"/>
     </w:p>
     <w:p>
       <w:r>
@@ -5171,13 +5293,14 @@
           </w:p>
         </w:tc>
       </w:tr>
-      <w:bookmarkEnd w:id="53"/>
+      <w:bookmarkEnd w:id="113"/>
     </w:tbl>
     <w:p>
       <w:pPr>
         <w:pStyle w:val="2"/>
       </w:pPr>
-      <w:bookmarkStart w:id="54" w:name="部署架构"/>
+      <w:bookmarkStart w:id="114" w:name="_Toc1268270313"/>
+      <w:bookmarkStart w:id="115" w:name="部署架构"/>
       <w:r>
         <w:t xml:space="preserve">4.1.3 </w:t>
       </w:r>
@@ -5187,6 +5310,7 @@
         </w:rPr>
         <w:t>部署架构</w:t>
       </w:r>
+      <w:bookmarkEnd w:id="114"/>
     </w:p>
     <w:p>
       <w:pPr>
@@ -5222,7 +5346,7 @@
                     </pic:cNvPicPr>
                   </pic:nvPicPr>
                   <pic:blipFill>
-                    <a:blip r:embed="rId19"/>
+                    <a:blip r:embed="rId24"/>
                     <a:stretch>
                       <a:fillRect/>
                     </a:stretch>
@@ -5271,13 +5395,14 @@
         <w:t>系统部署架构图</w:t>
       </w:r>
     </w:p>
-    <w:bookmarkEnd w:id="51"/>
-    <w:bookmarkEnd w:id="54"/>
+    <w:bookmarkEnd w:id="108"/>
+    <w:bookmarkEnd w:id="115"/>
     <w:p>
       <w:pPr>
         <w:pStyle w:val="4"/>
       </w:pPr>
-      <w:bookmarkStart w:id="55" w:name="功能模块设计"/>
+      <w:bookmarkStart w:id="116" w:name="_Toc2043954116"/>
+      <w:bookmarkStart w:id="117" w:name="功能模块设计"/>
       <w:r>
         <w:t xml:space="preserve">4.2 </w:t>
       </w:r>
@@ -5287,12 +5412,14 @@
         </w:rPr>
         <w:t>功能模块设计</w:t>
       </w:r>
+      <w:bookmarkEnd w:id="116"/>
     </w:p>
     <w:p>
       <w:pPr>
         <w:pStyle w:val="2"/>
       </w:pPr>
-      <w:bookmarkStart w:id="56" w:name="后端模块结构"/>
+      <w:bookmarkStart w:id="118" w:name="_Toc1588410200"/>
+      <w:bookmarkStart w:id="119" w:name="后端模块结构"/>
       <w:r>
         <w:t xml:space="preserve">4.2.1 </w:t>
       </w:r>
@@ -5302,6 +5429,7 @@
         </w:rPr>
         <w:t>后端模块结构</w:t>
       </w:r>
+      <w:bookmarkEnd w:id="118"/>
     </w:p>
     <w:p>
       <w:pPr>
@@ -5324,6 +5452,7 @@
           <w:lang w:eastAsia="zh-CN"/>
         </w:rPr>
       </w:pPr>
+      <w:bookmarkStart w:id="120" w:name="_Toc1041015543"/>
       <w:r>
         <w:rPr>
           <w:rFonts w:hint="eastAsia" w:eastAsia="黑体"/>
@@ -5347,7 +5476,7 @@
                     </pic:cNvPicPr>
                   </pic:nvPicPr>
                   <pic:blipFill>
-                    <a:blip r:embed="rId20"/>
+                    <a:blip r:embed="rId16"/>
                     <a:stretch>
                       <a:fillRect/>
                     </a:stretch>
@@ -5367,6 +5496,7 @@
           </wp:inline>
         </w:drawing>
       </w:r>
+      <w:bookmarkEnd w:id="120"/>
     </w:p>
     <w:p>
       <w:pPr>
@@ -5550,13 +5680,14 @@
           </w:p>
         </w:tc>
       </w:tr>
-      <w:bookmarkEnd w:id="56"/>
+      <w:bookmarkEnd w:id="119"/>
     </w:tbl>
     <w:p>
       <w:pPr>
         <w:pStyle w:val="2"/>
       </w:pPr>
-      <w:bookmarkStart w:id="57" w:name="前端模块结构"/>
+      <w:bookmarkStart w:id="121" w:name="_Toc798959092"/>
+      <w:bookmarkStart w:id="122" w:name="前端模块结构"/>
       <w:r>
         <w:t xml:space="preserve">4.2.2 </w:t>
       </w:r>
@@ -5566,6 +5697,7 @@
         </w:rPr>
         <w:t>前端模块结构</w:t>
       </w:r>
+      <w:bookmarkEnd w:id="121"/>
     </w:p>
     <w:p>
       <w:pPr>
@@ -5575,6 +5707,7 @@
           <w:lang w:eastAsia="zh-CN"/>
         </w:rPr>
       </w:pPr>
+      <w:bookmarkStart w:id="123" w:name="_Toc2037698200"/>
       <w:r>
         <w:rPr>
           <w:rFonts w:hint="eastAsia" w:eastAsia="黑体"/>
@@ -5598,7 +5731,7 @@
                     </pic:cNvPicPr>
                   </pic:nvPicPr>
                   <pic:blipFill>
-                    <a:blip r:embed="rId21"/>
+                    <a:blip r:embed="rId17"/>
                     <a:stretch>
                       <a:fillRect/>
                     </a:stretch>
@@ -5618,6 +5751,7 @@
           </wp:inline>
         </w:drawing>
       </w:r>
+      <w:bookmarkEnd w:id="123"/>
     </w:p>
     <w:p>
       <w:pPr>
@@ -5666,12 +5800,13 @@
         <w:t>B端模块结构图</w:t>
       </w:r>
     </w:p>
-    <w:bookmarkEnd w:id="57"/>
+    <w:bookmarkEnd w:id="122"/>
     <w:p>
       <w:pPr>
         <w:pStyle w:val="2"/>
       </w:pPr>
-      <w:bookmarkStart w:id="58" w:name="核心业务模块设计"/>
+      <w:bookmarkStart w:id="124" w:name="_Toc1671928691"/>
+      <w:bookmarkStart w:id="125" w:name="核心业务模块设计"/>
       <w:r>
         <w:t xml:space="preserve">4.2.3 </w:t>
       </w:r>
@@ -5681,6 +5816,7 @@
         </w:rPr>
         <w:t>核心业务模块设计</w:t>
       </w:r>
+      <w:bookmarkEnd w:id="124"/>
     </w:p>
     <w:p>
       <w:pPr>
@@ -5707,6 +5843,7 @@
           <w:lang w:eastAsia="zh-CN"/>
         </w:rPr>
       </w:pPr>
+      <w:bookmarkStart w:id="126" w:name="_Toc281988642"/>
       <w:r>
         <w:rPr>
           <w:rFonts w:hint="eastAsia" w:eastAsia="黑体"/>
@@ -5730,7 +5867,7 @@
                     </pic:cNvPicPr>
                   </pic:nvPicPr>
                   <pic:blipFill>
-                    <a:blip r:embed="rId15"/>
+                    <a:blip r:embed="rId18"/>
                     <a:stretch>
                       <a:fillRect/>
                     </a:stretch>
@@ -5750,6 +5887,7 @@
           </wp:inline>
         </w:drawing>
       </w:r>
+      <w:bookmarkEnd w:id="126"/>
     </w:p>
     <w:p>
       <w:pPr>
@@ -5833,7 +5971,7 @@
                     </pic:cNvPicPr>
                   </pic:nvPicPr>
                   <pic:blipFill>
-                    <a:blip r:embed="rId22"/>
+                    <a:blip r:embed="rId25"/>
                     <a:stretch>
                       <a:fillRect/>
                     </a:stretch>
@@ -6120,14 +6258,15 @@
           </w:p>
         </w:tc>
       </w:tr>
-      <w:bookmarkEnd w:id="55"/>
-      <w:bookmarkEnd w:id="58"/>
+      <w:bookmarkEnd w:id="117"/>
+      <w:bookmarkEnd w:id="125"/>
     </w:tbl>
     <w:p>
       <w:pPr>
         <w:pStyle w:val="4"/>
       </w:pPr>
-      <w:bookmarkStart w:id="59" w:name="数据库设计"/>
+      <w:bookmarkStart w:id="127" w:name="_Toc2034180812"/>
+      <w:bookmarkStart w:id="128" w:name="数据库设计"/>
       <w:r>
         <w:t xml:space="preserve">4.3 </w:t>
       </w:r>
@@ -6137,12 +6276,14 @@
         </w:rPr>
         <w:t>数据库设计</w:t>
       </w:r>
+      <w:bookmarkEnd w:id="127"/>
     </w:p>
     <w:p>
       <w:pPr>
         <w:pStyle w:val="2"/>
       </w:pPr>
-      <w:bookmarkStart w:id="60" w:name="概念数据库设计"/>
+      <w:bookmarkStart w:id="129" w:name="_Toc537247044"/>
+      <w:bookmarkStart w:id="130" w:name="概念数据库设计"/>
       <w:r>
         <w:t xml:space="preserve">4.3.1 </w:t>
       </w:r>
@@ -6152,6 +6293,7 @@
         </w:rPr>
         <w:t>概念数据库设计</w:t>
       </w:r>
+      <w:bookmarkEnd w:id="129"/>
     </w:p>
     <w:p>
       <w:pPr>
@@ -6203,12 +6345,13 @@
         <w:t>数据库E-R图</w:t>
       </w:r>
     </w:p>
-    <w:bookmarkEnd w:id="60"/>
+    <w:bookmarkEnd w:id="130"/>
     <w:p>
       <w:pPr>
         <w:pStyle w:val="2"/>
       </w:pPr>
-      <w:bookmarkStart w:id="61" w:name="逻辑数据库设计"/>
+      <w:bookmarkStart w:id="131" w:name="_Toc1489816520"/>
+      <w:bookmarkStart w:id="132" w:name="逻辑数据库设计"/>
       <w:r>
         <w:t xml:space="preserve">4.3.2 </w:t>
       </w:r>
@@ -6218,6 +6361,7 @@
         </w:rPr>
         <w:t>逻辑数据库设计</w:t>
       </w:r>
+      <w:bookmarkEnd w:id="131"/>
     </w:p>
     <w:p>
       <w:r>
@@ -9292,13 +9436,14 @@
           </w:p>
         </w:tc>
       </w:tr>
-      <w:bookmarkEnd w:id="61"/>
+      <w:bookmarkEnd w:id="132"/>
     </w:tbl>
     <w:p>
       <w:pPr>
         <w:pStyle w:val="2"/>
       </w:pPr>
-      <w:bookmarkStart w:id="62" w:name="物理数据库设计"/>
+      <w:bookmarkStart w:id="133" w:name="_Toc1834411267"/>
+      <w:bookmarkStart w:id="134" w:name="物理数据库设计"/>
       <w:r>
         <w:t xml:space="preserve">4.3.3 </w:t>
       </w:r>
@@ -9308,6 +9453,7 @@
         </w:rPr>
         <w:t>物理数据库设计</w:t>
       </w:r>
+      <w:bookmarkEnd w:id="133"/>
     </w:p>
     <w:p>
       <w:r>
@@ -9959,14 +10105,15 @@
           </w:p>
         </w:tc>
       </w:tr>
-      <w:bookmarkEnd w:id="59"/>
-      <w:bookmarkEnd w:id="62"/>
+      <w:bookmarkEnd w:id="128"/>
+      <w:bookmarkEnd w:id="134"/>
     </w:tbl>
     <w:p>
       <w:pPr>
         <w:pStyle w:val="4"/>
       </w:pPr>
-      <w:bookmarkStart w:id="63" w:name="通信及接口设计"/>
+      <w:bookmarkStart w:id="135" w:name="_Toc1674928137"/>
+      <w:bookmarkStart w:id="136" w:name="通信及接口设计"/>
       <w:r>
         <w:t xml:space="preserve">4.4 </w:t>
       </w:r>
@@ -9976,12 +10123,14 @@
         </w:rPr>
         <w:t>通信及接口设计</w:t>
       </w:r>
+      <w:bookmarkEnd w:id="135"/>
     </w:p>
     <w:p>
       <w:pPr>
         <w:pStyle w:val="2"/>
       </w:pPr>
-      <w:bookmarkStart w:id="64" w:name="api设计规范"/>
+      <w:bookmarkStart w:id="137" w:name="_Toc1301553683"/>
+      <w:bookmarkStart w:id="138" w:name="api设计规范"/>
       <w:r>
         <w:t xml:space="preserve">4.4.1 </w:t>
       </w:r>
@@ -9991,6 +10140,7 @@
         </w:rPr>
         <w:t>API设计规范</w:t>
       </w:r>
+      <w:bookmarkEnd w:id="137"/>
     </w:p>
     <w:p>
       <w:r>
@@ -10584,13 +10734,14 @@
           </w:p>
         </w:tc>
       </w:tr>
-      <w:bookmarkEnd w:id="64"/>
+      <w:bookmarkEnd w:id="138"/>
     </w:tbl>
     <w:p>
       <w:pPr>
         <w:pStyle w:val="2"/>
       </w:pPr>
-      <w:bookmarkStart w:id="65" w:name="核心接口列表"/>
+      <w:bookmarkStart w:id="139" w:name="_Toc944321839"/>
+      <w:bookmarkStart w:id="140" w:name="核心接口列表"/>
       <w:r>
         <w:t xml:space="preserve">4.4.2 </w:t>
       </w:r>
@@ -10600,6 +10751,7 @@
         </w:rPr>
         <w:t>核心接口列表</w:t>
       </w:r>
+      <w:bookmarkEnd w:id="139"/>
     </w:p>
     <w:p>
       <w:r>
@@ -11277,13 +11429,14 @@
           </w:p>
         </w:tc>
       </w:tr>
-      <w:bookmarkEnd w:id="65"/>
+      <w:bookmarkEnd w:id="140"/>
     </w:tbl>
     <w:p>
       <w:pPr>
         <w:pStyle w:val="2"/>
       </w:pPr>
-      <w:bookmarkStart w:id="66" w:name="jwt-token设计"/>
+      <w:bookmarkStart w:id="141" w:name="_Toc1312996743"/>
+      <w:bookmarkStart w:id="142" w:name="jwt-token设计"/>
       <w:r>
         <w:t xml:space="preserve">4.4.3 JWT </w:t>
       </w:r>
@@ -11293,6 +11446,7 @@
         </w:rPr>
         <w:t>Token设计</w:t>
       </w:r>
+      <w:bookmarkEnd w:id="141"/>
     </w:p>
     <w:p>
       <w:r>
@@ -11776,14 +11930,15 @@
           </w:p>
         </w:tc>
       </w:tr>
-      <w:bookmarkEnd w:id="63"/>
-      <w:bookmarkEnd w:id="66"/>
+      <w:bookmarkEnd w:id="136"/>
+      <w:bookmarkEnd w:id="142"/>
     </w:tbl>
     <w:p>
       <w:pPr>
         <w:pStyle w:val="4"/>
       </w:pPr>
-      <w:bookmarkStart w:id="67" w:name="安全性设计"/>
+      <w:bookmarkStart w:id="143" w:name="_Toc2141786676"/>
+      <w:bookmarkStart w:id="144" w:name="安全性设计"/>
       <w:r>
         <w:t xml:space="preserve">4.5 </w:t>
       </w:r>
@@ -11793,12 +11948,14 @@
         </w:rPr>
         <w:t>安全性设计</w:t>
       </w:r>
+      <w:bookmarkEnd w:id="143"/>
     </w:p>
     <w:p>
       <w:pPr>
         <w:pStyle w:val="2"/>
       </w:pPr>
-      <w:bookmarkStart w:id="68" w:name="认证与授权"/>
+      <w:bookmarkStart w:id="145" w:name="_Toc887772518"/>
+      <w:bookmarkStart w:id="146" w:name="认证与授权"/>
       <w:r>
         <w:t xml:space="preserve">4.5.1 </w:t>
       </w:r>
@@ -11808,6 +11965,7 @@
         </w:rPr>
         <w:t>认证与授权</w:t>
       </w:r>
+      <w:bookmarkEnd w:id="145"/>
     </w:p>
     <w:p>
       <w:r>
@@ -12425,12 +12583,13 @@
         <w:t>Admin角色跳过所有权限检查</w:t>
       </w:r>
     </w:p>
-    <w:bookmarkEnd w:id="68"/>
+    <w:bookmarkEnd w:id="146"/>
     <w:p>
       <w:pPr>
         <w:pStyle w:val="2"/>
       </w:pPr>
-      <w:bookmarkStart w:id="69" w:name="数据安全"/>
+      <w:bookmarkStart w:id="147" w:name="_Toc76330670"/>
+      <w:bookmarkStart w:id="148" w:name="数据安全"/>
       <w:r>
         <w:t xml:space="preserve">4.5.2 </w:t>
       </w:r>
@@ -12440,6 +12599,7 @@
         </w:rPr>
         <w:t>数据安全</w:t>
       </w:r>
+      <w:bookmarkEnd w:id="147"/>
     </w:p>
     <w:p>
       <w:r>
@@ -12874,12 +13034,13 @@
         <w:t>}</w:t>
       </w:r>
     </w:p>
-    <w:bookmarkEnd w:id="69"/>
+    <w:bookmarkEnd w:id="148"/>
     <w:p>
       <w:pPr>
         <w:pStyle w:val="2"/>
       </w:pPr>
-      <w:bookmarkStart w:id="70" w:name="接口安全"/>
+      <w:bookmarkStart w:id="149" w:name="_Toc841833431"/>
+      <w:bookmarkStart w:id="150" w:name="接口安全"/>
       <w:r>
         <w:t xml:space="preserve">4.5.3 </w:t>
       </w:r>
@@ -12889,6 +13050,7 @@
         </w:rPr>
         <w:t>接口安全</w:t>
       </w:r>
+      <w:bookmarkEnd w:id="149"/>
     </w:p>
     <w:p>
       <w:r>
@@ -13087,13 +13249,14 @@
         <w:t>}</w:t>
       </w:r>
     </w:p>
-    <w:bookmarkEnd w:id="67"/>
-    <w:bookmarkEnd w:id="70"/>
+    <w:bookmarkEnd w:id="144"/>
+    <w:bookmarkEnd w:id="150"/>
     <w:p>
       <w:pPr>
         <w:pStyle w:val="4"/>
       </w:pPr>
-      <w:bookmarkStart w:id="71" w:name="其它设计"/>
+      <w:bookmarkStart w:id="151" w:name="_Toc1072208381"/>
+      <w:bookmarkStart w:id="152" w:name="其它设计"/>
       <w:r>
         <w:t xml:space="preserve">4.6 </w:t>
       </w:r>
@@ -13103,12 +13266,14 @@
         </w:rPr>
         <w:t>其它设计</w:t>
       </w:r>
+      <w:bookmarkEnd w:id="151"/>
     </w:p>
     <w:p>
       <w:pPr>
         <w:pStyle w:val="2"/>
       </w:pPr>
-      <w:bookmarkStart w:id="72" w:name="日志设计"/>
+      <w:bookmarkStart w:id="153" w:name="_Toc1070977490"/>
+      <w:bookmarkStart w:id="154" w:name="日志设计"/>
       <w:r>
         <w:t xml:space="preserve">4.6.1 </w:t>
       </w:r>
@@ -13118,6 +13283,7 @@
         </w:rPr>
         <w:t>日志设计</w:t>
       </w:r>
+      <w:bookmarkEnd w:id="153"/>
     </w:p>
     <w:p>
       <w:r>
@@ -13302,13 +13468,14 @@
           </w:p>
         </w:tc>
       </w:tr>
-      <w:bookmarkEnd w:id="72"/>
+      <w:bookmarkEnd w:id="154"/>
     </w:tbl>
     <w:p>
       <w:pPr>
         <w:pStyle w:val="2"/>
       </w:pPr>
-      <w:bookmarkStart w:id="73" w:name="异常处理"/>
+      <w:bookmarkStart w:id="155" w:name="_Toc1858228923"/>
+      <w:bookmarkStart w:id="156" w:name="异常处理"/>
       <w:r>
         <w:t xml:space="preserve">4.6.2 </w:t>
       </w:r>
@@ -13318,6 +13485,7 @@
         </w:rPr>
         <w:t>异常处理</w:t>
       </w:r>
+      <w:bookmarkEnd w:id="155"/>
     </w:p>
     <w:p>
       <w:r>
@@ -13536,14 +13704,15 @@
           </w:p>
         </w:tc>
       </w:tr>
-      <w:bookmarkEnd w:id="71"/>
-      <w:bookmarkEnd w:id="73"/>
+      <w:bookmarkEnd w:id="152"/>
+      <w:bookmarkEnd w:id="156"/>
     </w:tbl>
     <w:p>
       <w:pPr>
         <w:pStyle w:val="4"/>
       </w:pPr>
-      <w:bookmarkStart w:id="74" w:name="本章小结-2"/>
+      <w:bookmarkStart w:id="157" w:name="_Toc398830540"/>
+      <w:bookmarkStart w:id="158" w:name="本章小结-2"/>
       <w:r>
         <w:t xml:space="preserve">4.7 </w:t>
       </w:r>
@@ -13553,6 +13722,7 @@
         </w:rPr>
         <w:t>本章小结</w:t>
       </w:r>
+      <w:bookmarkEnd w:id="157"/>
     </w:p>
     <w:p>
       <w:r>
@@ -13577,13 +13747,13 @@
         </w:pict>
       </w:r>
     </w:p>
-    <w:bookmarkEnd w:id="1"/>
-    <w:bookmarkEnd w:id="74"/>
+    <w:bookmarkEnd w:id="158"/>
     <w:p>
       <w:pPr>
         <w:pStyle w:val="3"/>
       </w:pPr>
-      <w:bookmarkStart w:id="75" w:name="第五章-系统详细设计与实现"/>
+      <w:bookmarkStart w:id="159" w:name="_Toc848423493"/>
+      <w:bookmarkStart w:id="160" w:name="第五章-系统详细设计与实现"/>
       <w:r>
         <w:rPr>
           <w:rFonts w:hint="eastAsia"/>
@@ -13599,6 +13769,7 @@
         </w:rPr>
         <w:t>系统详细设计与实现</w:t>
       </w:r>
+      <w:bookmarkEnd w:id="159"/>
     </w:p>
     <w:p>
       <w:r>
@@ -13612,7 +13783,8 @@
       <w:pPr>
         <w:pStyle w:val="4"/>
       </w:pPr>
-      <w:bookmarkStart w:id="76" w:name="开发环境搭建"/>
+      <w:bookmarkStart w:id="161" w:name="_Toc162230771"/>
+      <w:bookmarkStart w:id="162" w:name="开发环境搭建"/>
       <w:r>
         <w:t xml:space="preserve">5.1 </w:t>
       </w:r>
@@ -13622,12 +13794,14 @@
         </w:rPr>
         <w:t>开发环境搭建</w:t>
       </w:r>
+      <w:bookmarkEnd w:id="161"/>
     </w:p>
     <w:p>
       <w:pPr>
         <w:pStyle w:val="2"/>
       </w:pPr>
-      <w:bookmarkStart w:id="77" w:name="硬件环境"/>
+      <w:bookmarkStart w:id="163" w:name="_Toc1455820154"/>
+      <w:bookmarkStart w:id="164" w:name="硬件环境"/>
       <w:r>
         <w:t xml:space="preserve">5.1.1 </w:t>
       </w:r>
@@ -13637,6 +13811,7 @@
         </w:rPr>
         <w:t>硬件环境</w:t>
       </w:r>
+      <w:bookmarkEnd w:id="163"/>
     </w:p>
     <w:tbl>
       <w:tblPr>
@@ -13765,13 +13940,14 @@
           </w:p>
         </w:tc>
       </w:tr>
-      <w:bookmarkEnd w:id="77"/>
+      <w:bookmarkEnd w:id="164"/>
     </w:tbl>
     <w:p>
       <w:pPr>
         <w:pStyle w:val="2"/>
       </w:pPr>
-      <w:bookmarkStart w:id="78" w:name="软件环境"/>
+      <w:bookmarkStart w:id="165" w:name="_Toc1688138007"/>
+      <w:bookmarkStart w:id="166" w:name="软件环境"/>
       <w:r>
         <w:t xml:space="preserve">5.1.2 </w:t>
       </w:r>
@@ -13781,6 +13957,7 @@
         </w:rPr>
         <w:t>软件环境</w:t>
       </w:r>
+      <w:bookmarkEnd w:id="165"/>
     </w:p>
     <w:p>
       <w:r>
@@ -14146,13 +14323,14 @@
           </w:p>
         </w:tc>
       </w:tr>
-      <w:bookmarkEnd w:id="78"/>
+      <w:bookmarkEnd w:id="166"/>
     </w:tbl>
     <w:p>
       <w:pPr>
         <w:pStyle w:val="2"/>
       </w:pPr>
-      <w:bookmarkStart w:id="79" w:name="项目初始化"/>
+      <w:bookmarkStart w:id="167" w:name="_Toc2129023132"/>
+      <w:bookmarkStart w:id="168" w:name="项目初始化"/>
       <w:r>
         <w:t xml:space="preserve">5.1.3 </w:t>
       </w:r>
@@ -14162,6 +14340,7 @@
         </w:rPr>
         <w:t>项目初始化</w:t>
       </w:r>
+      <w:bookmarkEnd w:id="167"/>
     </w:p>
     <w:p>
       <w:r>
@@ -14535,13 +14714,14 @@
         <w:t xml:space="preserve"> install element-plus pinia vue-router axios</w:t>
       </w:r>
     </w:p>
-    <w:bookmarkEnd w:id="76"/>
-    <w:bookmarkEnd w:id="79"/>
+    <w:bookmarkEnd w:id="162"/>
+    <w:bookmarkEnd w:id="168"/>
     <w:p>
       <w:pPr>
         <w:pStyle w:val="4"/>
       </w:pPr>
-      <w:bookmarkStart w:id="80" w:name="项目目录结构"/>
+      <w:bookmarkStart w:id="169" w:name="_Toc1119253210"/>
+      <w:bookmarkStart w:id="170" w:name="项目目录结构"/>
       <w:r>
         <w:t xml:space="preserve">5.2 </w:t>
       </w:r>
@@ -14551,12 +14731,14 @@
         </w:rPr>
         <w:t>项目目录结构</w:t>
       </w:r>
+      <w:bookmarkEnd w:id="169"/>
     </w:p>
     <w:p>
       <w:pPr>
         <w:pStyle w:val="2"/>
       </w:pPr>
-      <w:bookmarkStart w:id="81" w:name="后端目录结构"/>
+      <w:bookmarkStart w:id="171" w:name="_Toc1479436397"/>
+      <w:bookmarkStart w:id="172" w:name="后端目录结构"/>
       <w:r>
         <w:t xml:space="preserve">5.2.1 </w:t>
       </w:r>
@@ -14566,6 +14748,7 @@
         </w:rPr>
         <w:t>后端目录结构</w:t>
       </w:r>
+      <w:bookmarkEnd w:id="171"/>
     </w:p>
     <w:p>
       <w:pPr>
@@ -15061,12 +15244,13 @@
         <w:t>└── go.sum</w:t>
       </w:r>
     </w:p>
-    <w:bookmarkEnd w:id="81"/>
+    <w:bookmarkEnd w:id="172"/>
     <w:p>
       <w:pPr>
         <w:pStyle w:val="2"/>
       </w:pPr>
-      <w:bookmarkStart w:id="82" w:name="前端目录结构"/>
+      <w:bookmarkStart w:id="173" w:name="_Toc1321859413"/>
+      <w:bookmarkStart w:id="174" w:name="前端目录结构"/>
       <w:r>
         <w:t xml:space="preserve">5.2.2 </w:t>
       </w:r>
@@ -15076,6 +15260,7 @@
         </w:rPr>
         <w:t>前端目录结构</w:t>
       </w:r>
+      <w:bookmarkEnd w:id="173"/>
     </w:p>
     <w:p>
       <w:r>
@@ -15323,13 +15508,14 @@
         <w:t>└── vite.config.ts</w:t>
       </w:r>
     </w:p>
-    <w:bookmarkEnd w:id="80"/>
-    <w:bookmarkEnd w:id="82"/>
+    <w:bookmarkEnd w:id="170"/>
+    <w:bookmarkEnd w:id="174"/>
     <w:p>
       <w:pPr>
         <w:pStyle w:val="4"/>
       </w:pPr>
-      <w:bookmarkStart w:id="83" w:name="登录鉴权与角色权限控制的实现"/>
+      <w:bookmarkStart w:id="175" w:name="_Toc772826076"/>
+      <w:bookmarkStart w:id="176" w:name="登录鉴权与角色权限控制的实现"/>
       <w:r>
         <w:t xml:space="preserve">5.3 </w:t>
       </w:r>
@@ -15339,12 +15525,14 @@
         </w:rPr>
         <w:t>登录鉴权与角色权限控制的实现</w:t>
       </w:r>
+      <w:bookmarkEnd w:id="175"/>
     </w:p>
     <w:p>
       <w:pPr>
         <w:pStyle w:val="2"/>
       </w:pPr>
-      <w:bookmarkStart w:id="84" w:name="jwt认证机制"/>
+      <w:bookmarkStart w:id="177" w:name="_Toc906762276"/>
+      <w:bookmarkStart w:id="178" w:name="jwt认证机制"/>
       <w:r>
         <w:t xml:space="preserve">5.3.1 </w:t>
       </w:r>
@@ -15354,6 +15542,7 @@
         </w:rPr>
         <w:t>JWT认证机制</w:t>
       </w:r>
+      <w:bookmarkEnd w:id="177"/>
     </w:p>
     <w:p>
       <w:pPr>
@@ -15385,6 +15574,7 @@
           <w:lang w:eastAsia="zh-CN"/>
         </w:rPr>
       </w:pPr>
+      <w:bookmarkStart w:id="179" w:name="_Toc1409613620"/>
       <w:r>
         <w:rPr>
           <w:rFonts w:hint="eastAsia" w:eastAsia="黑体"/>
@@ -15408,7 +15598,7 @@
                     </pic:cNvPicPr>
                   </pic:nvPicPr>
                   <pic:blipFill>
-                    <a:blip r:embed="rId23"/>
+                    <a:blip r:embed="rId19"/>
                     <a:stretch>
                       <a:fillRect/>
                     </a:stretch>
@@ -15428,6 +15618,7 @@
           </wp:inline>
         </w:drawing>
       </w:r>
+      <w:bookmarkEnd w:id="179"/>
     </w:p>
     <w:p>
       <w:pPr>
@@ -17213,12 +17404,13 @@
         <w:t>}</w:t>
       </w:r>
     </w:p>
-    <w:bookmarkEnd w:id="84"/>
+    <w:bookmarkEnd w:id="178"/>
     <w:p>
       <w:pPr>
         <w:pStyle w:val="2"/>
       </w:pPr>
-      <w:bookmarkStart w:id="85" w:name="双端认证实现"/>
+      <w:bookmarkStart w:id="180" w:name="_Toc336517636"/>
+      <w:bookmarkStart w:id="181" w:name="双端认证实现"/>
       <w:r>
         <w:t xml:space="preserve">5.3.2 </w:t>
       </w:r>
@@ -17228,6 +17420,7 @@
         </w:rPr>
         <w:t>双端认证实现</w:t>
       </w:r>
+      <w:bookmarkEnd w:id="180"/>
     </w:p>
     <w:p>
       <w:r>
@@ -21178,12 +21371,13 @@
         <w:t>}</w:t>
       </w:r>
     </w:p>
-    <w:bookmarkEnd w:id="85"/>
+    <w:bookmarkEnd w:id="181"/>
     <w:p>
       <w:pPr>
         <w:pStyle w:val="2"/>
       </w:pPr>
-      <w:bookmarkStart w:id="86" w:name="rbac权限控制实现"/>
+      <w:bookmarkStart w:id="182" w:name="_Toc1527465701"/>
+      <w:bookmarkStart w:id="183" w:name="rbac权限控制实现"/>
       <w:r>
         <w:t xml:space="preserve">5.3.3 </w:t>
       </w:r>
@@ -21193,6 +21387,7 @@
         </w:rPr>
         <w:t>RBAC权限控制实现</w:t>
       </w:r>
+      <w:bookmarkEnd w:id="182"/>
     </w:p>
     <w:p>
       <w:r>
@@ -22768,13 +22963,14 @@
         <w:t>}</w:t>
       </w:r>
     </w:p>
-    <w:bookmarkEnd w:id="83"/>
-    <w:bookmarkEnd w:id="86"/>
+    <w:bookmarkEnd w:id="176"/>
+    <w:bookmarkEnd w:id="183"/>
     <w:p>
       <w:pPr>
         <w:pStyle w:val="4"/>
       </w:pPr>
-      <w:bookmarkStart w:id="87" w:name="养老服务需求提交模块的实现"/>
+      <w:bookmarkStart w:id="184" w:name="_Toc1096520469"/>
+      <w:bookmarkStart w:id="185" w:name="养老服务需求提交模块的实现"/>
       <w:r>
         <w:t xml:space="preserve">5.4 </w:t>
       </w:r>
@@ -22784,6 +22980,7 @@
         </w:rPr>
         <w:t>养老服务需求提交模块的实现</w:t>
       </w:r>
+      <w:bookmarkEnd w:id="184"/>
     </w:p>
     <w:p>
       <w:pPr>
@@ -22792,7 +22989,8 @@
           <w:rFonts w:hint="eastAsia"/>
         </w:rPr>
       </w:pPr>
-      <w:bookmarkStart w:id="88" w:name="需求提交流程"/>
+      <w:bookmarkStart w:id="186" w:name="_Toc1662347576"/>
+      <w:bookmarkStart w:id="187" w:name="需求提交流程"/>
       <w:r>
         <w:t xml:space="preserve">5.4.1 </w:t>
       </w:r>
@@ -22802,6 +23000,7 @@
         </w:rPr>
         <w:t>需求提交流程</w:t>
       </w:r>
+      <w:bookmarkEnd w:id="186"/>
     </w:p>
     <w:p>
       <w:pPr>
@@ -22833,7 +23032,7 @@
                     </pic:cNvPicPr>
                   </pic:nvPicPr>
                   <pic:blipFill>
-                    <a:blip r:embed="rId24"/>
+                    <a:blip r:embed="rId26"/>
                     <a:stretch>
                       <a:fillRect/>
                     </a:stretch>
@@ -22973,12 +23172,13 @@
         <w:t>系统通知站点工作人员</w:t>
       </w:r>
     </w:p>
-    <w:bookmarkEnd w:id="88"/>
+    <w:bookmarkEnd w:id="187"/>
     <w:p>
       <w:pPr>
         <w:pStyle w:val="2"/>
       </w:pPr>
-      <w:bookmarkStart w:id="89" w:name="需求创建实现"/>
+      <w:bookmarkStart w:id="188" w:name="_Toc313462362"/>
+      <w:bookmarkStart w:id="189" w:name="需求创建实现"/>
       <w:r>
         <w:t xml:space="preserve">5.4.2 </w:t>
       </w:r>
@@ -22988,6 +23188,7 @@
         </w:rPr>
         <w:t>需求创建实现</w:t>
       </w:r>
+      <w:bookmarkEnd w:id="188"/>
     </w:p>
     <w:p>
       <w:r>
@@ -25269,12 +25470,13 @@
         <w:t>}</w:t>
       </w:r>
     </w:p>
-    <w:bookmarkEnd w:id="89"/>
+    <w:bookmarkEnd w:id="189"/>
     <w:p>
       <w:pPr>
         <w:pStyle w:val="2"/>
       </w:pPr>
-      <w:bookmarkStart w:id="90" w:name="需求编号生成"/>
+      <w:bookmarkStart w:id="190" w:name="_Toc584532043"/>
+      <w:bookmarkStart w:id="191" w:name="需求编号生成"/>
       <w:r>
         <w:t xml:space="preserve">5.4.3 </w:t>
       </w:r>
@@ -25284,6 +25486,7 @@
         </w:rPr>
         <w:t>需求编号生成</w:t>
       </w:r>
+      <w:bookmarkEnd w:id="190"/>
     </w:p>
     <w:p>
       <w:pPr>
@@ -25596,13 +25799,14 @@
         <w:t>}</w:t>
       </w:r>
     </w:p>
-    <w:bookmarkEnd w:id="87"/>
-    <w:bookmarkEnd w:id="90"/>
+    <w:bookmarkEnd w:id="185"/>
+    <w:bookmarkEnd w:id="191"/>
     <w:p>
       <w:pPr>
         <w:pStyle w:val="4"/>
       </w:pPr>
-      <w:bookmarkStart w:id="91" w:name="基于地理围栏的需求分发模块的实现"/>
+      <w:bookmarkStart w:id="192" w:name="_Toc1639845323"/>
+      <w:bookmarkStart w:id="193" w:name="基于地理围栏的需求分发模块的实现"/>
       <w:r>
         <w:t xml:space="preserve">5.5 </w:t>
       </w:r>
@@ -25612,12 +25816,14 @@
         </w:rPr>
         <w:t>基于地理围栏的需求分发模块的实现</w:t>
       </w:r>
+      <w:bookmarkEnd w:id="192"/>
     </w:p>
     <w:p>
       <w:pPr>
         <w:pStyle w:val="2"/>
       </w:pPr>
-      <w:bookmarkStart w:id="92" w:name="围栏引擎设计"/>
+      <w:bookmarkStart w:id="194" w:name="_Toc75218063"/>
+      <w:bookmarkStart w:id="195" w:name="围栏引擎设计"/>
       <w:r>
         <w:t xml:space="preserve">5.5.1 </w:t>
       </w:r>
@@ -25627,6 +25833,7 @@
         </w:rPr>
         <w:t>围栏引擎设计</w:t>
       </w:r>
+      <w:bookmarkEnd w:id="194"/>
     </w:p>
     <w:p>
       <w:r>
@@ -25671,7 +25878,7 @@
                     </pic:cNvPicPr>
                   </pic:nvPicPr>
                   <pic:blipFill>
-                    <a:blip r:embed="rId15"/>
+                    <a:blip r:embed="rId18"/>
                     <a:stretch>
                       <a:fillRect/>
                     </a:stretch>
@@ -26885,12 +27092,13 @@
         <w:t>}</w:t>
       </w:r>
     </w:p>
-    <w:bookmarkEnd w:id="92"/>
+    <w:bookmarkEnd w:id="195"/>
     <w:p>
       <w:pPr>
         <w:pStyle w:val="2"/>
       </w:pPr>
-      <w:bookmarkStart w:id="93" w:name="射线法算法实现"/>
+      <w:bookmarkStart w:id="196" w:name="_Toc1469600405"/>
+      <w:bookmarkStart w:id="197" w:name="射线法算法实现"/>
       <w:r>
         <w:t xml:space="preserve">5.5.2 </w:t>
       </w:r>
@@ -26900,6 +27108,7 @@
         </w:rPr>
         <w:t>射线法算法实现</w:t>
       </w:r>
+      <w:bookmarkEnd w:id="196"/>
     </w:p>
     <w:p>
       <w:pPr>
@@ -26931,6 +27140,7 @@
           <w:lang w:eastAsia="zh-CN"/>
         </w:rPr>
       </w:pPr>
+      <w:bookmarkStart w:id="198" w:name="_Toc1364582688"/>
       <w:r>
         <w:rPr>
           <w:rFonts w:hint="eastAsia" w:eastAsia="黑体"/>
@@ -26954,7 +27164,7 @@
                     </pic:cNvPicPr>
                   </pic:nvPicPr>
                   <pic:blipFill>
-                    <a:blip r:embed="rId25"/>
+                    <a:blip r:embed="rId20"/>
                     <a:stretch>
                       <a:fillRect/>
                     </a:stretch>
@@ -26974,6 +27184,7 @@
           </wp:inline>
         </w:drawing>
       </w:r>
+      <w:bookmarkEnd w:id="198"/>
     </w:p>
     <w:p>
       <w:pPr>
@@ -28131,12 +28342,13 @@
         <w:t>}</w:t>
       </w:r>
     </w:p>
-    <w:bookmarkEnd w:id="93"/>
+    <w:bookmarkEnd w:id="197"/>
     <w:p>
       <w:pPr>
         <w:pStyle w:val="2"/>
       </w:pPr>
-      <w:bookmarkStart w:id="94" w:name="匹配流程实现"/>
+      <w:bookmarkStart w:id="199" w:name="_Toc1563370903"/>
+      <w:bookmarkStart w:id="200" w:name="匹配流程实现"/>
       <w:r>
         <w:t xml:space="preserve">5.5.3 </w:t>
       </w:r>
@@ -28146,6 +28358,7 @@
         </w:rPr>
         <w:t>匹配流程实现</w:t>
       </w:r>
+      <w:bookmarkEnd w:id="199"/>
     </w:p>
     <w:p>
       <w:pPr>
@@ -28746,12 +28959,13 @@
         <w:t>}</w:t>
       </w:r>
     </w:p>
-    <w:bookmarkEnd w:id="94"/>
+    <w:bookmarkEnd w:id="200"/>
     <w:p>
       <w:pPr>
         <w:pStyle w:val="2"/>
       </w:pPr>
-      <w:bookmarkStart w:id="95" w:name="haversine兜底机制"/>
+      <w:bookmarkStart w:id="201" w:name="_Toc1112345676"/>
+      <w:bookmarkStart w:id="202" w:name="haversine兜底机制"/>
       <w:r>
         <w:t xml:space="preserve">5.5.4 </w:t>
       </w:r>
@@ -28761,6 +28975,7 @@
         </w:rPr>
         <w:t>Haversine兜底机制</w:t>
       </w:r>
+      <w:bookmarkEnd w:id="201"/>
     </w:p>
     <w:p>
       <w:r>
@@ -30335,13 +30550,14 @@
         <w:t>}</w:t>
       </w:r>
     </w:p>
-    <w:bookmarkEnd w:id="91"/>
-    <w:bookmarkEnd w:id="95"/>
+    <w:bookmarkEnd w:id="193"/>
+    <w:bookmarkEnd w:id="202"/>
     <w:p>
       <w:pPr>
         <w:pStyle w:val="4"/>
       </w:pPr>
-      <w:bookmarkStart w:id="96" w:name="工作人员端任务管理模块的实现"/>
+      <w:bookmarkStart w:id="203" w:name="_Toc1348629397"/>
+      <w:bookmarkStart w:id="204" w:name="工作人员端任务管理模块的实现"/>
       <w:r>
         <w:t xml:space="preserve">5.6 </w:t>
       </w:r>
@@ -30351,12 +30567,14 @@
         </w:rPr>
         <w:t>工作人员端任务管理模块的实现</w:t>
       </w:r>
+      <w:bookmarkEnd w:id="203"/>
     </w:p>
     <w:p>
       <w:pPr>
         <w:pStyle w:val="2"/>
       </w:pPr>
-      <w:bookmarkStart w:id="97" w:name="任务池查看"/>
+      <w:bookmarkStart w:id="205" w:name="_Toc1871864941"/>
+      <w:bookmarkStart w:id="206" w:name="任务池查看"/>
       <w:r>
         <w:t xml:space="preserve">5.6.1 </w:t>
       </w:r>
@@ -30366,6 +30584,7 @@
         </w:rPr>
         <w:t>任务池查看</w:t>
       </w:r>
+      <w:bookmarkEnd w:id="205"/>
     </w:p>
     <w:p>
       <w:r>
@@ -31112,12 +31331,13 @@
         <w:t>}</w:t>
       </w:r>
     </w:p>
-    <w:bookmarkEnd w:id="97"/>
+    <w:bookmarkEnd w:id="206"/>
     <w:p>
       <w:pPr>
         <w:pStyle w:val="2"/>
       </w:pPr>
-      <w:bookmarkStart w:id="98" w:name="任务认领并发安全"/>
+      <w:bookmarkStart w:id="207" w:name="_Toc1946118484"/>
+      <w:bookmarkStart w:id="208" w:name="任务认领并发安全"/>
       <w:r>
         <w:t xml:space="preserve">5.6.2 </w:t>
       </w:r>
@@ -31127,6 +31347,7 @@
         </w:rPr>
         <w:t>任务认领（并发安全）</w:t>
       </w:r>
+      <w:bookmarkEnd w:id="207"/>
     </w:p>
     <w:p>
       <w:pPr>
@@ -31149,6 +31370,7 @@
           <w:lang w:eastAsia="zh-CN"/>
         </w:rPr>
       </w:pPr>
+      <w:bookmarkStart w:id="209" w:name="_Toc89933131"/>
       <w:r>
         <w:rPr>
           <w:rFonts w:hint="eastAsia" w:eastAsia="黑体"/>
@@ -31172,7 +31394,7 @@
                     </pic:cNvPicPr>
                   </pic:nvPicPr>
                   <pic:blipFill>
-                    <a:blip r:embed="rId26"/>
+                    <a:blip r:embed="rId21"/>
                     <a:stretch>
                       <a:fillRect/>
                     </a:stretch>
@@ -31192,6 +31414,7 @@
           </wp:inline>
         </w:drawing>
       </w:r>
+      <w:bookmarkEnd w:id="209"/>
     </w:p>
     <w:p>
       <w:pPr>
@@ -32481,12 +32704,13 @@
         <w:t>}</w:t>
       </w:r>
     </w:p>
-    <w:bookmarkEnd w:id="98"/>
+    <w:bookmarkEnd w:id="208"/>
     <w:p>
       <w:pPr>
         <w:pStyle w:val="2"/>
       </w:pPr>
-      <w:bookmarkStart w:id="99" w:name="任务完成"/>
+      <w:bookmarkStart w:id="210" w:name="_Toc1825128876"/>
+      <w:bookmarkStart w:id="211" w:name="任务完成"/>
       <w:r>
         <w:t xml:space="preserve">5.6.3 </w:t>
       </w:r>
@@ -32496,6 +32720,7 @@
         </w:rPr>
         <w:t>任务完成</w:t>
       </w:r>
+      <w:bookmarkEnd w:id="210"/>
     </w:p>
     <w:p>
       <w:pPr>
@@ -33825,12 +34050,13 @@
         <w:t>}</w:t>
       </w:r>
     </w:p>
-    <w:bookmarkEnd w:id="99"/>
+    <w:bookmarkEnd w:id="211"/>
     <w:p>
       <w:pPr>
         <w:pStyle w:val="2"/>
       </w:pPr>
-      <w:bookmarkStart w:id="100" w:name="任务转派"/>
+      <w:bookmarkStart w:id="212" w:name="_Toc284605184"/>
+      <w:bookmarkStart w:id="213" w:name="任务转派"/>
       <w:r>
         <w:t xml:space="preserve">5.6.4 </w:t>
       </w:r>
@@ -33840,6 +34066,7 @@
         </w:rPr>
         <w:t>任务转派</w:t>
       </w:r>
+      <w:bookmarkEnd w:id="212"/>
     </w:p>
     <w:p>
       <w:pPr>
@@ -35025,13 +35252,14 @@
         <w:t>}</w:t>
       </w:r>
     </w:p>
-    <w:bookmarkEnd w:id="96"/>
-    <w:bookmarkEnd w:id="100"/>
+    <w:bookmarkEnd w:id="204"/>
+    <w:bookmarkEnd w:id="213"/>
     <w:p>
       <w:pPr>
         <w:pStyle w:val="4"/>
       </w:pPr>
-      <w:bookmarkStart w:id="101" w:name="多渠道通知模块的实现"/>
+      <w:bookmarkStart w:id="214" w:name="_Toc913245619"/>
+      <w:bookmarkStart w:id="215" w:name="多渠道通知模块的实现"/>
       <w:r>
         <w:t xml:space="preserve">5.7 </w:t>
       </w:r>
@@ -35041,12 +35269,14 @@
         </w:rPr>
         <w:t>多渠道通知模块的实现</w:t>
       </w:r>
+      <w:bookmarkEnd w:id="214"/>
     </w:p>
     <w:p>
       <w:pPr>
         <w:pStyle w:val="2"/>
       </w:pPr>
-      <w:bookmarkStart w:id="102" w:name="通知服务设计"/>
+      <w:bookmarkStart w:id="216" w:name="_Toc853493424"/>
+      <w:bookmarkStart w:id="217" w:name="通知服务设计"/>
       <w:r>
         <w:t xml:space="preserve">5.7.1 </w:t>
       </w:r>
@@ -35056,6 +35286,7 @@
         </w:rPr>
         <w:t>通知服务设计</w:t>
       </w:r>
+      <w:bookmarkEnd w:id="216"/>
     </w:p>
     <w:p>
       <w:r>
@@ -36084,12 +36315,13 @@
         <w:t>}</w:t>
       </w:r>
     </w:p>
-    <w:bookmarkEnd w:id="102"/>
+    <w:bookmarkEnd w:id="217"/>
     <w:p>
       <w:pPr>
         <w:pStyle w:val="2"/>
       </w:pPr>
-      <w:bookmarkStart w:id="103" w:name="邮件发送实现"/>
+      <w:bookmarkStart w:id="218" w:name="_Toc1620698855"/>
+      <w:bookmarkStart w:id="219" w:name="邮件发送实现"/>
       <w:r>
         <w:t xml:space="preserve">5.7.2 </w:t>
       </w:r>
@@ -36099,6 +36331,7 @@
         </w:rPr>
         <w:t>邮件发送实现</w:t>
       </w:r>
+      <w:bookmarkEnd w:id="218"/>
     </w:p>
     <w:p>
       <w:pPr>
@@ -36927,12 +37160,13 @@
         <w:t>}</w:t>
       </w:r>
     </w:p>
-    <w:bookmarkEnd w:id="103"/>
+    <w:bookmarkEnd w:id="219"/>
     <w:p>
       <w:pPr>
         <w:pStyle w:val="2"/>
       </w:pPr>
-      <w:bookmarkStart w:id="104" w:name="通知触发点"/>
+      <w:bookmarkStart w:id="220" w:name="_Toc403077437"/>
+      <w:bookmarkStart w:id="221" w:name="通知触发点"/>
       <w:r>
         <w:t xml:space="preserve">5.7.3 </w:t>
       </w:r>
@@ -36942,6 +37176,7 @@
         </w:rPr>
         <w:t>通知触发点</w:t>
       </w:r>
+      <w:bookmarkEnd w:id="220"/>
     </w:p>
     <w:tbl>
       <w:tblPr>
@@ -37156,14 +37391,15 @@
           </w:p>
         </w:tc>
       </w:tr>
-      <w:bookmarkEnd w:id="101"/>
-      <w:bookmarkEnd w:id="104"/>
+      <w:bookmarkEnd w:id="215"/>
+      <w:bookmarkEnd w:id="221"/>
     </w:tbl>
     <w:p>
       <w:pPr>
         <w:pStyle w:val="4"/>
       </w:pPr>
-      <w:bookmarkStart w:id="105" w:name="服务评价与回访模块的实现"/>
+      <w:bookmarkStart w:id="222" w:name="_Toc1359061021"/>
+      <w:bookmarkStart w:id="223" w:name="服务评价与回访模块的实现"/>
       <w:r>
         <w:t xml:space="preserve">5.8 </w:t>
       </w:r>
@@ -37173,12 +37409,14 @@
         </w:rPr>
         <w:t>服务评价与回访模块的实现</w:t>
       </w:r>
+      <w:bookmarkEnd w:id="222"/>
     </w:p>
     <w:p>
       <w:pPr>
         <w:pStyle w:val="2"/>
       </w:pPr>
-      <w:bookmarkStart w:id="106" w:name="评价提交"/>
+      <w:bookmarkStart w:id="224" w:name="_Toc1102510455"/>
+      <w:bookmarkStart w:id="225" w:name="评价提交"/>
       <w:r>
         <w:t xml:space="preserve">5.8.1 </w:t>
       </w:r>
@@ -37188,6 +37426,7 @@
         </w:rPr>
         <w:t>评价提交</w:t>
       </w:r>
+      <w:bookmarkEnd w:id="224"/>
     </w:p>
     <w:p>
       <w:pPr>
@@ -38142,13 +38381,14 @@
         <w:t>}</w:t>
       </w:r>
     </w:p>
-    <w:bookmarkEnd w:id="105"/>
-    <w:bookmarkEnd w:id="106"/>
+    <w:bookmarkEnd w:id="223"/>
+    <w:bookmarkEnd w:id="225"/>
     <w:p>
       <w:pPr>
         <w:pStyle w:val="4"/>
       </w:pPr>
-      <w:bookmarkStart w:id="107" w:name="数据统计与报表模块的实现"/>
+      <w:bookmarkStart w:id="226" w:name="_Toc1404310869"/>
+      <w:bookmarkStart w:id="227" w:name="数据统计与报表模块的实现"/>
       <w:r>
         <w:t xml:space="preserve">5.9 </w:t>
       </w:r>
@@ -38158,12 +38398,14 @@
         </w:rPr>
         <w:t>数据统计与报表模块的实现</w:t>
       </w:r>
+      <w:bookmarkEnd w:id="226"/>
     </w:p>
     <w:p>
       <w:pPr>
         <w:pStyle w:val="2"/>
       </w:pPr>
-      <w:bookmarkStart w:id="108" w:name="统计指标"/>
+      <w:bookmarkStart w:id="228" w:name="_Toc1407494753"/>
+      <w:bookmarkStart w:id="229" w:name="统计指标"/>
       <w:r>
         <w:t xml:space="preserve">5.9.1 </w:t>
       </w:r>
@@ -38173,6 +38415,7 @@
         </w:rPr>
         <w:t>统计指标</w:t>
       </w:r>
+      <w:bookmarkEnd w:id="228"/>
     </w:p>
     <w:p>
       <w:r>
@@ -38334,13 +38577,14 @@
           </w:p>
         </w:tc>
       </w:tr>
-      <w:bookmarkEnd w:id="108"/>
+      <w:bookmarkEnd w:id="229"/>
     </w:tbl>
     <w:p>
       <w:pPr>
         <w:pStyle w:val="2"/>
       </w:pPr>
-      <w:bookmarkStart w:id="109" w:name="统计服务实现"/>
+      <w:bookmarkStart w:id="230" w:name="_Toc1231941966"/>
+      <w:bookmarkStart w:id="231" w:name="统计服务实现"/>
       <w:r>
         <w:t xml:space="preserve">5.9.2 </w:t>
       </w:r>
@@ -38350,6 +38594,7 @@
         </w:rPr>
         <w:t>统计服务实现</w:t>
       </w:r>
+      <w:bookmarkEnd w:id="230"/>
     </w:p>
     <w:p>
       <w:pPr>
@@ -39976,13 +40221,14 @@
         <w:t>}</w:t>
       </w:r>
     </w:p>
-    <w:bookmarkEnd w:id="107"/>
-    <w:bookmarkEnd w:id="109"/>
+    <w:bookmarkEnd w:id="227"/>
+    <w:bookmarkEnd w:id="231"/>
     <w:p>
       <w:pPr>
         <w:pStyle w:val="4"/>
       </w:pPr>
-      <w:bookmarkStart w:id="110" w:name="前端实现"/>
+      <w:bookmarkStart w:id="232" w:name="_Toc1358781835"/>
+      <w:bookmarkStart w:id="233" w:name="前端实现"/>
       <w:r>
         <w:t xml:space="preserve">5.10 </w:t>
       </w:r>
@@ -39992,6 +40238,7 @@
         </w:rPr>
         <w:t>前端实现</w:t>
       </w:r>
+      <w:bookmarkEnd w:id="232"/>
     </w:p>
     <w:p>
       <w:r>
@@ -40005,7 +40252,8 @@
       <w:pPr>
         <w:pStyle w:val="2"/>
       </w:pPr>
-      <w:bookmarkStart w:id="111" w:name="c端路由守卫"/>
+      <w:bookmarkStart w:id="234" w:name="_Toc705198647"/>
+      <w:bookmarkStart w:id="235" w:name="c端路由守卫"/>
       <w:r>
         <w:t xml:space="preserve">5.10.1 </w:t>
       </w:r>
@@ -40015,6 +40263,7 @@
         </w:rPr>
         <w:t>C端路由守卫</w:t>
       </w:r>
+      <w:bookmarkEnd w:id="234"/>
     </w:p>
     <w:p>
       <w:r>
@@ -40683,12 +40932,13 @@
         <w:t>：我的服务列表、服务详情、个人资料（基本信息/联系信息/服务地址/健康档案）、设置、消息通知</w:t>
       </w:r>
     </w:p>
-    <w:bookmarkEnd w:id="111"/>
+    <w:bookmarkEnd w:id="235"/>
     <w:p>
       <w:pPr>
         <w:pStyle w:val="2"/>
       </w:pPr>
-      <w:bookmarkStart w:id="112" w:name="b端权限路由守卫"/>
+      <w:bookmarkStart w:id="236" w:name="_Toc311412336"/>
+      <w:bookmarkStart w:id="237" w:name="b端权限路由守卫"/>
       <w:r>
         <w:t xml:space="preserve">5.10.2 </w:t>
       </w:r>
@@ -40698,6 +40948,7 @@
         </w:rPr>
         <w:t>B端权限路由守卫</w:t>
       </w:r>
+      <w:bookmarkEnd w:id="236"/>
     </w:p>
     <w:p>
       <w:r>
@@ -41780,12 +42031,13 @@
         <w:t>}</w:t>
       </w:r>
     </w:p>
-    <w:bookmarkEnd w:id="112"/>
+    <w:bookmarkEnd w:id="237"/>
     <w:p>
       <w:pPr>
         <w:pStyle w:val="2"/>
       </w:pPr>
-      <w:bookmarkStart w:id="113" w:name="v-permission-自定义指令"/>
+      <w:bookmarkStart w:id="238" w:name="_Toc489483413"/>
+      <w:bookmarkStart w:id="239" w:name="v-permission-自定义指令"/>
       <w:r>
         <w:t xml:space="preserve">5.10.3 v-permission </w:t>
       </w:r>
@@ -41795,6 +42047,7 @@
         </w:rPr>
         <w:t>自定义指令</w:t>
       </w:r>
+      <w:bookmarkEnd w:id="238"/>
     </w:p>
     <w:p>
       <w:r>
@@ -43586,12 +43839,13 @@
         <w:t>后端接口权限校验（最终防线）。</w:t>
       </w:r>
     </w:p>
-    <w:bookmarkEnd w:id="113"/>
+    <w:bookmarkEnd w:id="239"/>
     <w:p>
       <w:pPr>
         <w:pStyle w:val="2"/>
       </w:pPr>
-      <w:bookmarkStart w:id="114" w:name="高德地图集成"/>
+      <w:bookmarkStart w:id="240" w:name="_Toc1885354281"/>
+      <w:bookmarkStart w:id="241" w:name="高德地图集成"/>
       <w:r>
         <w:t xml:space="preserve">5.10.4 </w:t>
       </w:r>
@@ -43601,6 +43855,7 @@
         </w:rPr>
         <w:t>高德地图集成</w:t>
       </w:r>
+      <w:bookmarkEnd w:id="240"/>
     </w:p>
     <w:p>
       <w:r>
@@ -44867,12 +45122,13 @@
         <w:t>字段。</w:t>
       </w:r>
     </w:p>
-    <w:bookmarkEnd w:id="114"/>
+    <w:bookmarkEnd w:id="241"/>
     <w:p>
       <w:pPr>
         <w:pStyle w:val="2"/>
       </w:pPr>
-      <w:bookmarkStart w:id="115" w:name="pwa离线支持"/>
+      <w:bookmarkStart w:id="242" w:name="_Toc1028189282"/>
+      <w:bookmarkStart w:id="243" w:name="pwa离线支持"/>
       <w:r>
         <w:t xml:space="preserve">5.10.5 </w:t>
       </w:r>
@@ -44882,6 +45138,7 @@
         </w:rPr>
         <w:t>PWA离线支持</w:t>
       </w:r>
+      <w:bookmarkEnd w:id="242"/>
     </w:p>
     <w:p>
       <w:r>
@@ -46023,13 +46280,14 @@
         <w:t>确保用户始终使用最新版本</w:t>
       </w:r>
     </w:p>
-    <w:bookmarkEnd w:id="110"/>
-    <w:bookmarkEnd w:id="115"/>
+    <w:bookmarkEnd w:id="233"/>
+    <w:bookmarkEnd w:id="243"/>
     <w:p>
       <w:pPr>
         <w:pStyle w:val="4"/>
       </w:pPr>
-      <w:bookmarkStart w:id="116" w:name="本章小结-3"/>
+      <w:bookmarkStart w:id="244" w:name="_Toc2123838812"/>
+      <w:bookmarkStart w:id="245" w:name="本章小结-3"/>
       <w:r>
         <w:t xml:space="preserve">5.11 </w:t>
       </w:r>
@@ -46039,27 +46297,31 @@
         </w:rPr>
         <w:t>本章小结</w:t>
       </w:r>
+      <w:bookmarkEnd w:id="244"/>
     </w:p>
-    <w:bookmarkEnd w:id="116"/>
+    <w:bookmarkEnd w:id="245"/>
     <w:p>
       <w:pPr>
         <w:pStyle w:val="4"/>
       </w:pPr>
-      <w:bookmarkStart w:id="117" w:name="X4fb87c2bdb052dfe64b3f8e0655392a1308a44f"/>
+      <w:bookmarkStart w:id="246" w:name="_Toc2033216497"/>
+      <w:bookmarkStart w:id="247" w:name="X4fb87c2bdb052dfe64b3f8e0655392a1308a44f"/>
       <w:r>
         <w:rPr>
           <w:rFonts w:hint="eastAsia"/>
         </w:rPr>
         <w:t>本章详细描述了系统各功能模块的实现过程。首先介绍了开发环境搭建和项目目录结构；然后依次实现了登录鉴权与权限控制、需求提交、地理围栏分发、任务管理、通知服务、评价回访和数据统计等核心功能。各模块的实现遵循分层架构原则，代码结构清晰，职责明确。地理围栏分发模块采用内存计算和射线法算法，实现了高效的自动派单功能。前端部分实现了路由守卫、v-permission权限指令、高德地图集成和PWA离线支持等功能，为用户提供了流畅的交互体验。</w:t>
       </w:r>
+      <w:bookmarkEnd w:id="246"/>
     </w:p>
-    <w:bookmarkEnd w:id="75"/>
-    <w:bookmarkEnd w:id="117"/>
+    <w:bookmarkEnd w:id="160"/>
+    <w:bookmarkEnd w:id="247"/>
     <w:p>
       <w:pPr>
         <w:pStyle w:val="3"/>
       </w:pPr>
-      <w:bookmarkStart w:id="118" w:name="第七章-总结"/>
+      <w:bookmarkStart w:id="248" w:name="_Toc1509874015"/>
+      <w:bookmarkStart w:id="249" w:name="第七章-总结"/>
       <w:r>
         <w:rPr>
           <w:rFonts w:hint="eastAsia"/>
@@ -46075,12 +46337,14 @@
         </w:rPr>
         <w:t>总结</w:t>
       </w:r>
+      <w:bookmarkEnd w:id="248"/>
     </w:p>
     <w:p>
       <w:pPr>
         <w:pStyle w:val="4"/>
       </w:pPr>
-      <w:bookmarkStart w:id="119" w:name="总结"/>
+      <w:bookmarkStart w:id="250" w:name="_Toc1785797153"/>
+      <w:bookmarkStart w:id="251" w:name="总结"/>
       <w:r>
         <w:t xml:space="preserve">7.1 </w:t>
       </w:r>
@@ -46090,12 +46354,14 @@
         </w:rPr>
         <w:t>总结</w:t>
       </w:r>
+      <w:bookmarkEnd w:id="250"/>
     </w:p>
     <w:p>
       <w:pPr>
         <w:pStyle w:val="2"/>
       </w:pPr>
-      <w:bookmarkStart w:id="120" w:name="项目概述"/>
+      <w:bookmarkStart w:id="252" w:name="_Toc661299999"/>
+      <w:bookmarkStart w:id="253" w:name="项目概述"/>
       <w:r>
         <w:t xml:space="preserve">7.1.1 </w:t>
       </w:r>
@@ -46105,6 +46371,7 @@
         </w:rPr>
         <w:t>项目概述</w:t>
       </w:r>
+      <w:bookmarkEnd w:id="252"/>
     </w:p>
     <w:p>
       <w:r>
@@ -46114,12 +46381,13 @@
         <w:t>本论文设计并实现了一个基于地理围栏的社区养老服务信息分发平台——昌平区霍营街道社区养老信息分发平台。该系统旨在解决传统社区养老服务中需求提交流程繁琐、信息分发效率低下、任务管理不透明等问题，通过信息化手段提升社区养老服务的响应速度和服务质量。</w:t>
       </w:r>
     </w:p>
-    <w:bookmarkEnd w:id="120"/>
+    <w:bookmarkEnd w:id="253"/>
     <w:p>
       <w:pPr>
         <w:pStyle w:val="2"/>
       </w:pPr>
-      <w:bookmarkStart w:id="121" w:name="主要工作成果"/>
+      <w:bookmarkStart w:id="254" w:name="_Toc1241209968"/>
+      <w:bookmarkStart w:id="255" w:name="主要工作成果"/>
       <w:r>
         <w:t xml:space="preserve">7.1.2 </w:t>
       </w:r>
@@ -46129,6 +46397,7 @@
         </w:rPr>
         <w:t>主要工作成果</w:t>
       </w:r>
+      <w:bookmarkEnd w:id="254"/>
     </w:p>
     <w:p>
       <w:r>
@@ -46469,12 +46738,13 @@
         <w:t>实现了关键业务节点的通知推送机制，需求创建、任务认领、任务完成等事件自动触发通知记录。同时实现了服务评价反馈功能，便于收集用户意见，持续改进服务质量。</w:t>
       </w:r>
     </w:p>
-    <w:bookmarkEnd w:id="121"/>
+    <w:bookmarkEnd w:id="255"/>
     <w:p>
       <w:pPr>
         <w:pStyle w:val="2"/>
       </w:pPr>
-      <w:bookmarkStart w:id="122" w:name="技术特点"/>
+      <w:bookmarkStart w:id="256" w:name="_Toc359785218"/>
+      <w:bookmarkStart w:id="257" w:name="技术特点"/>
       <w:r>
         <w:t xml:space="preserve">7.1.3 </w:t>
       </w:r>
@@ -46484,6 +46754,7 @@
         </w:rPr>
         <w:t>技术特点</w:t>
       </w:r>
+      <w:bookmarkEnd w:id="256"/>
     </w:p>
     <w:p>
       <w:r>
@@ -46777,12 +47048,13 @@
         <w:t>应用特性，支持离线缓存和桌面安装，提升了用户体验。</w:t>
       </w:r>
     </w:p>
-    <w:bookmarkEnd w:id="122"/>
+    <w:bookmarkEnd w:id="257"/>
     <w:p>
       <w:pPr>
         <w:pStyle w:val="2"/>
       </w:pPr>
-      <w:bookmarkStart w:id="123" w:name="项目成果"/>
+      <w:bookmarkStart w:id="258" w:name="_Toc1743692621"/>
+      <w:bookmarkStart w:id="259" w:name="项目成果"/>
       <w:r>
         <w:t xml:space="preserve">7.1.4 </w:t>
       </w:r>
@@ -46792,6 +47064,7 @@
         </w:rPr>
         <w:t>项目成果</w:t>
       </w:r>
+      <w:bookmarkEnd w:id="258"/>
     </w:p>
     <w:p>
       <w:r>
@@ -47011,14 +47284,15 @@
           </w:p>
         </w:tc>
       </w:tr>
-      <w:bookmarkEnd w:id="119"/>
-      <w:bookmarkEnd w:id="123"/>
+      <w:bookmarkEnd w:id="251"/>
+      <w:bookmarkEnd w:id="259"/>
     </w:tbl>
     <w:p>
       <w:pPr>
         <w:pStyle w:val="4"/>
       </w:pPr>
-      <w:bookmarkStart w:id="124" w:name="展望"/>
+      <w:bookmarkStart w:id="260" w:name="_Toc1680034185"/>
+      <w:bookmarkStart w:id="261" w:name="展望"/>
       <w:r>
         <w:t xml:space="preserve">7.2 </w:t>
       </w:r>
@@ -47028,12 +47302,14 @@
         </w:rPr>
         <w:t>展望</w:t>
       </w:r>
+      <w:bookmarkEnd w:id="260"/>
     </w:p>
     <w:p>
       <w:pPr>
         <w:pStyle w:val="2"/>
       </w:pPr>
-      <w:bookmarkStart w:id="125" w:name="功能扩展方向"/>
+      <w:bookmarkStart w:id="262" w:name="_Toc1219556539"/>
+      <w:bookmarkStart w:id="263" w:name="功能扩展方向"/>
       <w:r>
         <w:t xml:space="preserve">7.2.1 </w:t>
       </w:r>
@@ -47043,6 +47319,7 @@
         </w:rPr>
         <w:t>功能扩展方向</w:t>
       </w:r>
+      <w:bookmarkEnd w:id="262"/>
     </w:p>
     <w:p>
       <w:r>
@@ -47256,12 +47533,13 @@
         <w:t>扩展需求提交渠道，支持电话语音接入、智能音箱接入等，降低老年人使用数字技术的门槛。</w:t>
       </w:r>
     </w:p>
-    <w:bookmarkEnd w:id="125"/>
+    <w:bookmarkEnd w:id="263"/>
     <w:p>
       <w:pPr>
         <w:pStyle w:val="2"/>
       </w:pPr>
-      <w:bookmarkStart w:id="126" w:name="技术优化方向"/>
+      <w:bookmarkStart w:id="264" w:name="_Toc1502824005"/>
+      <w:bookmarkStart w:id="265" w:name="技术优化方向"/>
       <w:r>
         <w:t xml:space="preserve">7.2.2 </w:t>
       </w:r>
@@ -47271,6 +47549,7 @@
         </w:rPr>
         <w:t>技术优化方向</w:t>
       </w:r>
+      <w:bookmarkEnd w:id="264"/>
     </w:p>
     <w:p>
       <w:r>
@@ -47566,12 +47845,13 @@
         <w:t>Stack）等可观测性工具，实现系统运行状态的全面监控和问题快速定位。</w:t>
       </w:r>
     </w:p>
-    <w:bookmarkEnd w:id="126"/>
+    <w:bookmarkEnd w:id="265"/>
     <w:p>
       <w:pPr>
         <w:pStyle w:val="2"/>
       </w:pPr>
-      <w:bookmarkStart w:id="127" w:name="业务拓展方向"/>
+      <w:bookmarkStart w:id="266" w:name="_Toc1407879668"/>
+      <w:bookmarkStart w:id="267" w:name="业务拓展方向"/>
       <w:r>
         <w:t xml:space="preserve">7.2.3 </w:t>
       </w:r>
@@ -47581,6 +47861,7 @@
         </w:rPr>
         <w:t>业务拓展方向</w:t>
       </w:r>
+      <w:bookmarkEnd w:id="266"/>
     </w:p>
     <w:p>
       <w:r>
@@ -47731,12 +48012,13 @@
         <w:t>进一步优化界面的适老化设计，支持更大的字体、更高的对比度、语音输入等，让老年人使用更加便捷。</w:t>
       </w:r>
     </w:p>
-    <w:bookmarkEnd w:id="127"/>
+    <w:bookmarkEnd w:id="267"/>
     <w:p>
       <w:pPr>
         <w:pStyle w:val="2"/>
       </w:pPr>
-      <w:bookmarkStart w:id="128" w:name="结语"/>
+      <w:bookmarkStart w:id="268" w:name="_Toc1258757430"/>
+      <w:bookmarkStart w:id="269" w:name="结语"/>
       <w:r>
         <w:t xml:space="preserve">7.2.4 </w:t>
       </w:r>
@@ -47746,6 +48028,7 @@
         </w:rPr>
         <w:t>结语</w:t>
       </w:r>
+      <w:bookmarkEnd w:id="268"/>
     </w:p>
     <w:p>
       <w:r>
@@ -47790,20 +48073,22 @@
         </w:pict>
       </w:r>
     </w:p>
-    <w:bookmarkEnd w:id="118"/>
-    <w:bookmarkEnd w:id="124"/>
-    <w:bookmarkEnd w:id="128"/>
+    <w:bookmarkEnd w:id="249"/>
+    <w:bookmarkEnd w:id="261"/>
+    <w:bookmarkEnd w:id="269"/>
     <w:p>
       <w:pPr>
         <w:pStyle w:val="3"/>
       </w:pPr>
-      <w:bookmarkStart w:id="129" w:name="参考文献"/>
+      <w:bookmarkStart w:id="270" w:name="_Toc1074719413"/>
+      <w:bookmarkStart w:id="271" w:name="参考文献"/>
       <w:r>
         <w:rPr>
           <w:rFonts w:hint="eastAsia"/>
         </w:rPr>
         <w:t>参考文献</w:t>
       </w:r>
+      <w:bookmarkEnd w:id="270"/>
     </w:p>
     <w:p>
       <w:r>
@@ -48735,9 +49020,11 @@
       <w:pPr>
         <w:pStyle w:val="3"/>
       </w:pPr>
+      <w:bookmarkStart w:id="272" w:name="_Toc324219374"/>
       <w:r>
         <w:t>致谢</w:t>
       </w:r>
+      <w:bookmarkEnd w:id="272"/>
     </w:p>
     <w:p>
       <w:pPr>
@@ -48882,15 +49169,18 @@
       <w:pPr>
         <w:pStyle w:val="3"/>
       </w:pPr>
+      <w:bookmarkStart w:id="273" w:name="_Toc989006379"/>
       <w:r>
         <w:t>附录</w:t>
       </w:r>
+      <w:bookmarkEnd w:id="273"/>
     </w:p>
     <w:p>
       <w:pPr>
         <w:pStyle w:val="4"/>
       </w:pPr>
-      <w:bookmarkStart w:id="130" w:name="附录a-核心算法代码"/>
+      <w:bookmarkStart w:id="274" w:name="_Toc706784073"/>
+      <w:bookmarkStart w:id="275" w:name="附录a-核心算法代码"/>
       <w:r>
         <w:rPr>
           <w:rFonts w:hint="eastAsia"/>
@@ -48906,12 +49196,14 @@
         </w:rPr>
         <w:t>核心算法代码</w:t>
       </w:r>
+      <w:bookmarkEnd w:id="274"/>
     </w:p>
     <w:p>
       <w:pPr>
         <w:pStyle w:val="2"/>
       </w:pPr>
-      <w:bookmarkStart w:id="131" w:name="a.1-射线法ray-casting算法"/>
+      <w:bookmarkStart w:id="276" w:name="_Toc1187863354"/>
+      <w:bookmarkStart w:id="277" w:name="a.1-射线法ray-casting算法"/>
       <w:r>
         <w:t xml:space="preserve">A.1 </w:t>
       </w:r>
@@ -48930,6 +49222,7 @@
         </w:rPr>
         <w:t>Casting）算法</w:t>
       </w:r>
+      <w:bookmarkEnd w:id="276"/>
     </w:p>
     <w:p>
       <w:pPr>
@@ -50016,12 +50309,13 @@
         <w:t>}</w:t>
       </w:r>
     </w:p>
-    <w:bookmarkEnd w:id="131"/>
+    <w:bookmarkEnd w:id="277"/>
     <w:p>
       <w:pPr>
         <w:pStyle w:val="2"/>
       </w:pPr>
-      <w:bookmarkStart w:id="132" w:name="a.2-haversine距离计算"/>
+      <w:bookmarkStart w:id="278" w:name="_Toc1411408166"/>
+      <w:bookmarkStart w:id="279" w:name="a.2-haversine距离计算"/>
       <w:r>
         <w:t xml:space="preserve">A.2 </w:t>
       </w:r>
@@ -50031,6 +50325,7 @@
         </w:rPr>
         <w:t>Haversine距离计算</w:t>
       </w:r>
+      <w:bookmarkEnd w:id="278"/>
     </w:p>
     <w:p>
       <w:pPr>
@@ -51039,12 +51334,13 @@
         <w:t>}</w:t>
       </w:r>
     </w:p>
-    <w:bookmarkEnd w:id="132"/>
+    <w:bookmarkEnd w:id="279"/>
     <w:p>
       <w:pPr>
         <w:pStyle w:val="2"/>
       </w:pPr>
-      <w:bookmarkStart w:id="133" w:name="a.3-地理围栏引擎匹配"/>
+      <w:bookmarkStart w:id="280" w:name="_Toc432681200"/>
+      <w:bookmarkStart w:id="281" w:name="a.3-地理围栏引擎匹配"/>
       <w:r>
         <w:t xml:space="preserve">A.3 </w:t>
       </w:r>
@@ -51054,6 +51350,7 @@
         </w:rPr>
         <w:t>地理围栏引擎匹配</w:t>
       </w:r>
+      <w:bookmarkEnd w:id="280"/>
     </w:p>
     <w:p>
       <w:pPr>
@@ -51936,13 +52233,14 @@
         <w:t>}</w:t>
       </w:r>
     </w:p>
-    <w:bookmarkEnd w:id="130"/>
-    <w:bookmarkEnd w:id="133"/>
+    <w:bookmarkEnd w:id="275"/>
+    <w:bookmarkEnd w:id="281"/>
     <w:p>
       <w:pPr>
         <w:pStyle w:val="4"/>
       </w:pPr>
-      <w:bookmarkStart w:id="134" w:name="附录b-数据库建表脚本核心表"/>
+      <w:bookmarkStart w:id="282" w:name="_Toc693299658"/>
+      <w:bookmarkStart w:id="283" w:name="附录b-数据库建表脚本核心表"/>
       <w:r>
         <w:rPr>
           <w:rFonts w:hint="eastAsia"/>
@@ -51958,12 +52256,14 @@
         </w:rPr>
         <w:t>数据库建表脚本（核心表）</w:t>
       </w:r>
+      <w:bookmarkEnd w:id="282"/>
     </w:p>
     <w:p>
       <w:pPr>
         <w:pStyle w:val="2"/>
       </w:pPr>
-      <w:bookmarkStart w:id="135" w:name="b.1-用户表"/>
+      <w:bookmarkStart w:id="284" w:name="_Toc41083384"/>
+      <w:bookmarkStart w:id="285" w:name="b.1-用户表"/>
       <w:r>
         <w:t xml:space="preserve">B.1 </w:t>
       </w:r>
@@ -51973,6 +52273,7 @@
         </w:rPr>
         <w:t>用户表</w:t>
       </w:r>
+      <w:bookmarkEnd w:id="284"/>
     </w:p>
     <w:p>
       <w:pPr>
@@ -52894,12 +53195,13 @@
         <w:t>;</w:t>
       </w:r>
     </w:p>
-    <w:bookmarkEnd w:id="135"/>
+    <w:bookmarkEnd w:id="285"/>
     <w:p>
       <w:pPr>
         <w:pStyle w:val="2"/>
       </w:pPr>
-      <w:bookmarkStart w:id="136" w:name="b.2-用户身份表"/>
+      <w:bookmarkStart w:id="286" w:name="_Toc1146184201"/>
+      <w:bookmarkStart w:id="287" w:name="b.2-用户身份表"/>
       <w:r>
         <w:t xml:space="preserve">B.2 </w:t>
       </w:r>
@@ -52909,6 +53211,7 @@
         </w:rPr>
         <w:t>用户身份表</w:t>
       </w:r>
+      <w:bookmarkEnd w:id="286"/>
     </w:p>
     <w:p>
       <w:pPr>
@@ -53587,12 +53890,13 @@
         <w:t>;</w:t>
       </w:r>
     </w:p>
-    <w:bookmarkEnd w:id="136"/>
+    <w:bookmarkEnd w:id="287"/>
     <w:p>
       <w:pPr>
         <w:pStyle w:val="2"/>
       </w:pPr>
-      <w:bookmarkStart w:id="137" w:name="b.3-服务站点表"/>
+      <w:bookmarkStart w:id="288" w:name="_Toc989552617"/>
+      <w:bookmarkStart w:id="289" w:name="b.3-服务站点表"/>
       <w:r>
         <w:t xml:space="preserve">B.3 </w:t>
       </w:r>
@@ -53602,6 +53906,7 @@
         </w:rPr>
         <w:t>服务站点表</w:t>
       </w:r>
+      <w:bookmarkEnd w:id="288"/>
     </w:p>
     <w:p>
       <w:pPr>
@@ -54631,12 +54936,13 @@
         <w:t>;</w:t>
       </w:r>
     </w:p>
-    <w:bookmarkEnd w:id="137"/>
+    <w:bookmarkEnd w:id="289"/>
     <w:p>
       <w:pPr>
         <w:pStyle w:val="2"/>
       </w:pPr>
-      <w:bookmarkStart w:id="138" w:name="b.4-地理围栏表"/>
+      <w:bookmarkStart w:id="290" w:name="_Toc1297471551"/>
+      <w:bookmarkStart w:id="291" w:name="b.4-地理围栏表"/>
       <w:r>
         <w:t xml:space="preserve">B.4 </w:t>
       </w:r>
@@ -54646,6 +54952,7 @@
         </w:rPr>
         <w:t>地理围栏表</w:t>
       </w:r>
+      <w:bookmarkEnd w:id="290"/>
     </w:p>
     <w:p>
       <w:pPr>
@@ -55441,12 +55748,13 @@
         <w:t>;</w:t>
       </w:r>
     </w:p>
-    <w:bookmarkEnd w:id="138"/>
+    <w:bookmarkEnd w:id="291"/>
     <w:p>
       <w:pPr>
         <w:pStyle w:val="2"/>
       </w:pPr>
-      <w:bookmarkStart w:id="139" w:name="b.5-服务需求表"/>
+      <w:bookmarkStart w:id="292" w:name="_Toc1055406019"/>
+      <w:bookmarkStart w:id="293" w:name="b.5-服务需求表"/>
       <w:r>
         <w:t xml:space="preserve">B.5 </w:t>
       </w:r>
@@ -55456,6 +55764,7 @@
         </w:rPr>
         <w:t>服务需求表</w:t>
       </w:r>
+      <w:bookmarkEnd w:id="292"/>
     </w:p>
     <w:p>
       <w:pPr>
@@ -56911,12 +57220,13 @@
         <w:t>;</w:t>
       </w:r>
     </w:p>
-    <w:bookmarkEnd w:id="139"/>
+    <w:bookmarkEnd w:id="293"/>
     <w:p>
       <w:pPr>
         <w:pStyle w:val="2"/>
       </w:pPr>
-      <w:bookmarkStart w:id="140" w:name="b.6-任务分配表"/>
+      <w:bookmarkStart w:id="294" w:name="_Toc2141520760"/>
+      <w:bookmarkStart w:id="295" w:name="b.6-任务分配表"/>
       <w:r>
         <w:t xml:space="preserve">B.6 </w:t>
       </w:r>
@@ -56926,6 +57236,7 @@
         </w:rPr>
         <w:t>任务分配表</w:t>
       </w:r>
+      <w:bookmarkEnd w:id="294"/>
     </w:p>
     <w:p>
       <w:pPr>
@@ -57805,12 +58116,13 @@
         <w:t>;</w:t>
       </w:r>
     </w:p>
-    <w:bookmarkEnd w:id="140"/>
+    <w:bookmarkEnd w:id="295"/>
     <w:p>
       <w:pPr>
         <w:pStyle w:val="2"/>
       </w:pPr>
-      <w:bookmarkStart w:id="141" w:name="b.7-权限相关表"/>
+      <w:bookmarkStart w:id="296" w:name="_Toc713489600"/>
+      <w:bookmarkStart w:id="297" w:name="b.7-权限相关表"/>
       <w:r>
         <w:t xml:space="preserve">B.7 </w:t>
       </w:r>
@@ -57820,6 +58132,7 @@
         </w:rPr>
         <w:t>权限相关表</w:t>
       </w:r>
+      <w:bookmarkEnd w:id="296"/>
     </w:p>
     <w:p>
       <w:pPr>
@@ -59515,13 +59828,14 @@
         <w:t>;</w:t>
       </w:r>
     </w:p>
-    <w:bookmarkEnd w:id="134"/>
-    <w:bookmarkEnd w:id="141"/>
+    <w:bookmarkEnd w:id="283"/>
+    <w:bookmarkEnd w:id="297"/>
     <w:p>
       <w:pPr>
         <w:pStyle w:val="4"/>
       </w:pPr>
-      <w:bookmarkStart w:id="142" w:name="附录c-接口文档示例"/>
+      <w:bookmarkStart w:id="298" w:name="_Toc71022352"/>
+      <w:bookmarkStart w:id="299" w:name="附录c-接口文档示例"/>
       <w:r>
         <w:rPr>
           <w:rFonts w:hint="eastAsia"/>
@@ -59537,12 +59851,14 @@
         </w:rPr>
         <w:t>接口文档示例</w:t>
       </w:r>
+      <w:bookmarkEnd w:id="298"/>
     </w:p>
     <w:p>
       <w:pPr>
         <w:pStyle w:val="2"/>
       </w:pPr>
-      <w:bookmarkStart w:id="143" w:name="c.1-c端需求提交接口"/>
+      <w:bookmarkStart w:id="300" w:name="_Toc1819245979"/>
+      <w:bookmarkStart w:id="301" w:name="c.1-c端需求提交接口"/>
       <w:r>
         <w:t xml:space="preserve">C.1 </w:t>
       </w:r>
@@ -59552,6 +59868,7 @@
         </w:rPr>
         <w:t>C端需求提交接口</w:t>
       </w:r>
+      <w:bookmarkEnd w:id="300"/>
     </w:p>
     <w:p>
       <w:pPr>
@@ -60220,12 +60537,13 @@
         <w:t>}</w:t>
       </w:r>
     </w:p>
-    <w:bookmarkEnd w:id="143"/>
+    <w:bookmarkEnd w:id="301"/>
     <w:p>
       <w:pPr>
         <w:pStyle w:val="2"/>
       </w:pPr>
-      <w:bookmarkStart w:id="144" w:name="c.2-b端任务认领接口"/>
+      <w:bookmarkStart w:id="302" w:name="_Toc195003067"/>
+      <w:bookmarkStart w:id="303" w:name="c.2-b端任务认领接口"/>
       <w:r>
         <w:t xml:space="preserve">C.2 </w:t>
       </w:r>
@@ -60235,6 +60553,7 @@
         </w:rPr>
         <w:t>B端任务认领接口</w:t>
       </w:r>
+      <w:bookmarkEnd w:id="302"/>
     </w:p>
     <w:p>
       <w:pPr>
@@ -60589,12 +60908,13 @@
         <w:t>}</w:t>
       </w:r>
     </w:p>
-    <w:bookmarkEnd w:id="144"/>
+    <w:bookmarkEnd w:id="303"/>
     <w:p>
       <w:pPr>
         <w:pStyle w:val="2"/>
       </w:pPr>
-      <w:bookmarkStart w:id="145" w:name="c.3-围栏匹配测试接口"/>
+      <w:bookmarkStart w:id="304" w:name="_Toc356501747"/>
+      <w:bookmarkStart w:id="305" w:name="c.3-围栏匹配测试接口"/>
       <w:r>
         <w:t xml:space="preserve">C.3 </w:t>
       </w:r>
@@ -60604,6 +60924,7 @@
         </w:rPr>
         <w:t>围栏匹配测试接口</w:t>
       </w:r>
+      <w:bookmarkEnd w:id="304"/>
     </w:p>
     <w:p>
       <w:pPr>
@@ -61005,9 +61326,9 @@
         <w:t>}</w:t>
       </w:r>
     </w:p>
-    <w:bookmarkEnd w:id="129"/>
-    <w:bookmarkEnd w:id="142"/>
-    <w:bookmarkEnd w:id="145"/>
+    <w:bookmarkEnd w:id="271"/>
+    <w:bookmarkEnd w:id="299"/>
+    <w:bookmarkEnd w:id="305"/>
     <w:sectPr>
       <w:pgSz w:w="11906" w:h="16838"/>
       <w:pgMar w:top="1134" w:right="851" w:bottom="1134" w:left="851" w:header="556" w:footer="992" w:gutter="284"/>

--- a/paper/thesis/output/昌平区霍营街道社区养老信息分发平台_毕业论文_fixed.docx
+++ b/paper/thesis/output/昌平区霍营街道社区养老信息分发平台_毕业论文_fixed.docx
@@ -62267,7 +62267,6 @@
     <w:pPr>
       <w:spacing w:before="0" w:after="0" w:line="360" w:lineRule="auto"/>
       <w:jc w:val="left"/>
-      <w:outlineLvl w:val="1"/>
     </w:pPr>
     <w:rPr>
       <w:bCs w:val="0"/>
@@ -62322,7 +62321,6 @@
     <w:uiPriority w:val="10"/>
     <w:pPr>
       <w:jc w:val="left"/>
-      <w:outlineLvl w:val="3"/>
     </w:pPr>
     <w:rPr>
       <w:bCs w:val="0"/>
@@ -62555,7 +62553,6 @@
     <w:pPr>
       <w:widowControl/>
       <w:spacing w:before="240" w:after="0" w:line="259" w:lineRule="auto"/>
-      <w:outlineLvl w:val="9"/>
     </w:pPr>
     <w:rPr>
       <w:rFonts w:eastAsia="等线 Light"/>
